--- a/doc/李松澔112360221.docx
+++ b/doc/李松澔112360221.docx
@@ -130,10 +130,16 @@
         <w:rPr>
           <w:rFonts w:hint="eastAsia"/>
         </w:rPr>
-        <w:t xml:space="preserve"> 22.4 </w:t>
-      </w:r>
-      <w:r>
-        <w:t>/44.8</w:t>
+        <w:t xml:space="preserve"> </w:t>
+      </w:r>
+      <w:r>
+        <w:t>44.</w:t>
+      </w:r>
+      <w:r>
+        <w:rPr>
+          <w:rFonts w:hint="eastAsia"/>
+        </w:rPr>
+        <w:t>1</w:t>
       </w:r>
       <w:r>
         <w:rPr>
@@ -163,34 +169,31 @@
         <w:rPr>
           <w:rFonts w:hint="eastAsia"/>
         </w:rPr>
-        <w:t>另外可選加入</w:t>
-      </w:r>
-      <w:r>
-        <w:rPr>
-          <w:rFonts w:hint="eastAsia"/>
-        </w:rPr>
-        <w:t>FFT</w:t>
-      </w:r>
-      <w:r>
-        <w:rPr>
-          <w:rFonts w:hint="eastAsia"/>
-        </w:rPr>
-        <w:t>頻譜分析並顯示於</w:t>
-      </w:r>
-      <w:r>
-        <w:rPr>
-          <w:rFonts w:hint="eastAsia"/>
-        </w:rPr>
-        <w:t>8</w:t>
-      </w:r>
-      <w:r>
-        <w:rPr>
-          <w:rFonts w:hint="eastAsia"/>
-        </w:rPr>
-        <w:sym w:font="Symbol" w:char="F0B4"/>
-      </w:r>
-      <w:r>
-        <w:t>8 LED Array</w:t>
+        <w:t>另外加入</w:t>
+      </w:r>
+      <w:r>
+        <w:t>Sound Level Detection</w:t>
+      </w:r>
+      <w:r>
+        <w:t xml:space="preserve"> </w:t>
+      </w:r>
+      <w:r>
+        <w:rPr>
+          <w:rFonts w:hint="eastAsia"/>
+        </w:rPr>
+        <w:t>將音量強度顯示於</w:t>
+      </w:r>
+      <w:r>
+        <w:rPr>
+          <w:rFonts w:hint="eastAsia"/>
+        </w:rPr>
+        <w:t>LEDR</w:t>
+      </w:r>
+      <w:r>
+        <w:rPr>
+          <w:rFonts w:hint="eastAsia"/>
+        </w:rPr>
+        <w:t>上</w:t>
       </w:r>
       <w:r>
         <w:rPr>
@@ -303,40 +306,37 @@
         <w:t>，同時對播放中的音訊訊號進行</w:t>
       </w:r>
       <w:r>
-        <w:rPr>
-          <w:rFonts w:hint="eastAsia"/>
-        </w:rPr>
-        <w:t xml:space="preserve"> FFT </w:t>
-      </w:r>
-      <w:r>
-        <w:rPr>
-          <w:rFonts w:hint="eastAsia"/>
-        </w:rPr>
-        <w:t>頻譜分析，並將不同頻率能量顯示於</w:t>
-      </w:r>
-      <w:r>
-        <w:rPr>
-          <w:rFonts w:hint="eastAsia"/>
-        </w:rPr>
-        <w:t>8</w:t>
-      </w:r>
-      <w:r>
-        <w:rPr>
-          <w:rFonts w:hint="eastAsia"/>
-        </w:rPr>
-        <w:t>×</w:t>
-      </w:r>
-      <w:r>
-        <w:rPr>
-          <w:rFonts w:hint="eastAsia"/>
-        </w:rPr>
-        <w:t xml:space="preserve">8 LED </w:t>
-      </w:r>
-      <w:r>
-        <w:rPr>
-          <w:rFonts w:hint="eastAsia"/>
-        </w:rPr>
-        <w:t>矩陣上。</w:t>
+        <w:t>Sound Level Detection</w:t>
+      </w:r>
+      <w:r>
+        <w:rPr>
+          <w:rFonts w:hint="eastAsia"/>
+        </w:rPr>
+        <w:t>，並將</w:t>
+      </w:r>
+      <w:r>
+        <w:rPr>
+          <w:rFonts w:hint="eastAsia"/>
+        </w:rPr>
+        <w:t>當下聲音強度顯示於</w:t>
+      </w:r>
+      <w:r>
+        <w:rPr>
+          <w:rFonts w:hint="eastAsia"/>
+        </w:rPr>
+        <w:t>LEDR</w:t>
+      </w:r>
+      <w:r>
+        <w:rPr>
+          <w:rFonts w:hint="eastAsia"/>
+        </w:rPr>
+        <w:t>上</w:t>
+      </w:r>
+      <w:r>
+        <w:rPr>
+          <w:rFonts w:hint="eastAsia"/>
+        </w:rPr>
+        <w:t>。</w:t>
       </w:r>
     </w:p>
     <w:p>
@@ -406,9 +406,6 @@
     <w:p>
       <w:pPr>
         <w:ind w:firstLine="480"/>
-        <w:rPr>
-          <w:rFonts w:hint="eastAsia"/>
-        </w:rPr>
       </w:pPr>
       <w:r>
         <w:rPr>
@@ -511,10 +508,10 @@
           <w:szCs w:val="36"/>
         </w:rPr>
         <w:drawing>
-          <wp:inline distT="0" distB="0" distL="0" distR="0" wp14:anchorId="06B582DC" wp14:editId="7C69EDA3">
-            <wp:extent cx="5266690" cy="3693160"/>
-            <wp:effectExtent l="0" t="0" r="0" b="2540"/>
-            <wp:docPr id="2" name="圖片 2"/>
+          <wp:inline distT="0" distB="0" distL="0" distR="0" wp14:anchorId="2B5A7153" wp14:editId="3248DBC7">
+            <wp:extent cx="4895000" cy="4257675"/>
+            <wp:effectExtent l="0" t="0" r="1270" b="0"/>
+            <wp:docPr id="3" name="圖片 3"/>
             <wp:cNvGraphicFramePr>
               <a:graphicFrameLocks xmlns:a="http://schemas.openxmlformats.org/drawingml/2006/main" noChangeAspect="1"/>
             </wp:cNvGraphicFramePr>
@@ -522,7 +519,7 @@
               <a:graphicData uri="http://schemas.openxmlformats.org/drawingml/2006/picture">
                 <pic:pic xmlns:pic="http://schemas.openxmlformats.org/drawingml/2006/picture">
                   <pic:nvPicPr>
-                    <pic:cNvPr id="0" name="Picture 2"/>
+                    <pic:cNvPr id="0" name="Picture 1"/>
                     <pic:cNvPicPr>
                       <a:picLocks noChangeAspect="1" noChangeArrowheads="1"/>
                     </pic:cNvPicPr>
@@ -543,7 +540,7 @@
                   <pic:spPr bwMode="auto">
                     <a:xfrm>
                       <a:off x="0" y="0"/>
-                      <a:ext cx="5266690" cy="3693160"/>
+                      <a:ext cx="4907351" cy="4268418"/>
                     </a:xfrm>
                     <a:prstGeom prst="rect">
                       <a:avLst/>
@@ -582,6 +579,7 @@
           <w:sz w:val="28"/>
           <w:szCs w:val="28"/>
         </w:rPr>
+        <w:lastRenderedPageBreak/>
         <w:t>電路結構或</w:t>
       </w:r>
       <w:r>
@@ -592,6 +590,56 @@
           <w:szCs w:val="28"/>
         </w:rPr>
         <w:t>HDL</w:t>
+      </w:r>
+    </w:p>
+    <w:p>
+      <w:pPr>
+        <w:rPr>
+          <w:rFonts w:ascii="Times New Roman" w:eastAsia="標楷體" w:hAnsi="Times New Roman" w:cs="Times New Roman" w:hint="eastAsia"/>
+          <w:iCs/>
+          <w:sz w:val="28"/>
+          <w:szCs w:val="28"/>
+        </w:rPr>
+      </w:pPr>
+      <w:r>
+        <w:rPr>
+          <w:noProof/>
+        </w:rPr>
+        <w:drawing>
+          <wp:inline distT="0" distB="0" distL="0" distR="0" wp14:anchorId="062CED34" wp14:editId="7F7804EE">
+            <wp:extent cx="5274310" cy="2905125"/>
+            <wp:effectExtent l="0" t="0" r="2540" b="9525"/>
+            <wp:docPr id="1" name="圖片 1"/>
+            <wp:cNvGraphicFramePr>
+              <a:graphicFrameLocks xmlns:a="http://schemas.openxmlformats.org/drawingml/2006/main" noChangeAspect="1"/>
+            </wp:cNvGraphicFramePr>
+            <a:graphic xmlns:a="http://schemas.openxmlformats.org/drawingml/2006/main">
+              <a:graphicData uri="http://schemas.openxmlformats.org/drawingml/2006/picture">
+                <pic:pic xmlns:pic="http://schemas.openxmlformats.org/drawingml/2006/picture">
+                  <pic:nvPicPr>
+                    <pic:cNvPr id="1" name=""/>
+                    <pic:cNvPicPr/>
+                  </pic:nvPicPr>
+                  <pic:blipFill>
+                    <a:blip r:embed="rId6"/>
+                    <a:stretch>
+                      <a:fillRect/>
+                    </a:stretch>
+                  </pic:blipFill>
+                  <pic:spPr>
+                    <a:xfrm>
+                      <a:off x="0" y="0"/>
+                      <a:ext cx="5274310" cy="2905125"/>
+                    </a:xfrm>
+                    <a:prstGeom prst="rect">
+                      <a:avLst/>
+                    </a:prstGeom>
+                  </pic:spPr>
+                </pic:pic>
+              </a:graphicData>
+            </a:graphic>
+          </wp:inline>
+        </w:drawing>
       </w:r>
     </w:p>
     <w:p>
@@ -616,34 +664,20 @@
           <w:sz w:val="28"/>
           <w:szCs w:val="28"/>
         </w:rPr>
-        <w:lastRenderedPageBreak/>
-        <w:t>波形模擬</w:t>
+        <w:t>成果</w:t>
       </w:r>
     </w:p>
     <w:p>
       <w:pPr>
         <w:pStyle w:val="a3"/>
-        <w:numPr>
-          <w:ilvl w:val="0"/>
-          <w:numId w:val="1"/>
-        </w:numPr>
-        <w:ind w:leftChars="0"/>
-        <w:rPr>
-          <w:rFonts w:ascii="Times New Roman" w:eastAsia="標楷體" w:hAnsi="Times New Roman" w:cs="Times New Roman"/>
-          <w:iCs/>
-          <w:sz w:val="28"/>
-          <w:szCs w:val="28"/>
-        </w:rPr>
-      </w:pPr>
-      <w:r>
+        <w:ind w:leftChars="0" w:left="720"/>
         <w:rPr>
           <w:rFonts w:ascii="Times New Roman" w:eastAsia="標楷體" w:hAnsi="Times New Roman" w:cs="Times New Roman" w:hint="eastAsia"/>
           <w:iCs/>
           <w:sz w:val="28"/>
           <w:szCs w:val="28"/>
         </w:rPr>
-        <w:t>成果</w:t>
-      </w:r>
+      </w:pPr>
     </w:p>
     <w:p>
       <w:pPr>
@@ -1002,6 +1036,7 @@
     <w:lsdException w:name="HTML Sample" w:semiHidden="1" w:unhideWhenUsed="1"/>
     <w:lsdException w:name="HTML Typewriter" w:semiHidden="1" w:unhideWhenUsed="1"/>
     <w:lsdException w:name="HTML Variable" w:semiHidden="1" w:unhideWhenUsed="1"/>
+    <w:lsdException w:name="Normal Table" w:semiHidden="1" w:unhideWhenUsed="1"/>
     <w:lsdException w:name="annotation subject" w:semiHidden="1" w:unhideWhenUsed="1"/>
     <w:lsdException w:name="No List" w:semiHidden="1" w:unhideWhenUsed="1"/>
     <w:lsdException w:name="Outline List 1" w:semiHidden="1" w:unhideWhenUsed="1"/>
@@ -1048,8 +1083,10 @@
     <w:lsdException w:name="Table Subtle 2" w:semiHidden="1" w:unhideWhenUsed="1"/>
     <w:lsdException w:name="Table Web 1" w:semiHidden="1" w:unhideWhenUsed="1"/>
     <w:lsdException w:name="Table Web 2" w:semiHidden="1" w:unhideWhenUsed="1"/>
+    <w:lsdException w:name="Table Web 3" w:semiHidden="1" w:unhideWhenUsed="1"/>
     <w:lsdException w:name="Balloon Text" w:semiHidden="1" w:unhideWhenUsed="1"/>
     <w:lsdException w:name="Table Grid" w:uiPriority="39"/>
+    <w:lsdException w:name="Table Theme" w:semiHidden="1" w:unhideWhenUsed="1"/>
     <w:lsdException w:name="Placeholder Text" w:semiHidden="1"/>
     <w:lsdException w:name="No Spacing" w:uiPriority="1" w:qFormat="1"/>
     <w:lsdException w:name="Light Shading" w:uiPriority="60"/>

--- a/doc/李松澔112360221.docx
+++ b/doc/李松澔112360221.docx
@@ -39,7 +39,7 @@
       </w:pPr>
       <w:r>
         <w:rPr>
-          <w:rFonts w:ascii="Times New Roman" w:eastAsia="標楷體" w:hAnsi="Times New Roman" w:cs="Times New Roman" w:hint="eastAsia"/>
+          <w:rFonts w:ascii="Times New Roman" w:eastAsia="標楷體" w:hAnsi="Times New Roman" w:cs="Times New Roman"/>
           <w:iCs/>
           <w:sz w:val="28"/>
           <w:szCs w:val="28"/>
@@ -50,154 +50,157 @@
     <w:p>
       <w:pPr>
         <w:ind w:firstLine="480"/>
-      </w:pPr>
-      <w:r>
-        <w:rPr>
-          <w:rFonts w:hint="eastAsia"/>
+        <w:rPr>
+          <w:rFonts w:ascii="Times New Roman" w:eastAsia="標楷體" w:hAnsi="Times New Roman" w:cs="Times New Roman"/>
+        </w:rPr>
+      </w:pPr>
+      <w:r>
+        <w:rPr>
+          <w:rFonts w:ascii="Times New Roman" w:eastAsia="標楷體" w:hAnsi="Times New Roman" w:cs="Times New Roman"/>
         </w:rPr>
         <w:t>本</w:t>
       </w:r>
       <w:r>
         <w:rPr>
-          <w:rFonts w:hint="eastAsia"/>
+          <w:rFonts w:ascii="Times New Roman" w:eastAsia="標楷體" w:hAnsi="Times New Roman" w:cs="Times New Roman"/>
         </w:rPr>
         <w:t>專案</w:t>
       </w:r>
       <w:r>
         <w:rPr>
-          <w:rFonts w:hint="eastAsia"/>
+          <w:rFonts w:ascii="Times New Roman" w:eastAsia="標楷體" w:hAnsi="Times New Roman" w:cs="Times New Roman"/>
         </w:rPr>
         <w:t>使用</w:t>
       </w:r>
       <w:r>
         <w:rPr>
-          <w:rFonts w:hint="eastAsia"/>
+          <w:rFonts w:ascii="Times New Roman" w:eastAsia="標楷體" w:hAnsi="Times New Roman" w:cs="Times New Roman"/>
         </w:rPr>
         <w:t xml:space="preserve"> FPGA </w:t>
       </w:r>
       <w:r>
         <w:rPr>
-          <w:rFonts w:hint="eastAsia"/>
+          <w:rFonts w:ascii="Times New Roman" w:eastAsia="標楷體" w:hAnsi="Times New Roman" w:cs="Times New Roman"/>
         </w:rPr>
         <w:t>設計一套聲音錄製、儲存、播放系統。</w:t>
       </w:r>
       <w:r>
         <w:rPr>
-          <w:rFonts w:hint="eastAsia"/>
+          <w:rFonts w:ascii="Times New Roman" w:eastAsia="標楷體" w:hAnsi="Times New Roman" w:cs="Times New Roman"/>
         </w:rPr>
         <w:t>此專案使用</w:t>
       </w:r>
       <w:r>
         <w:rPr>
-          <w:rFonts w:hint="eastAsia"/>
-        </w:rPr>
-        <w:t>DE</w:t>
-      </w:r>
-      <w:r>
-        <w:t>2-115</w:t>
-      </w:r>
-      <w:r>
-        <w:rPr>
-          <w:rFonts w:hint="eastAsia"/>
+          <w:rFonts w:ascii="Times New Roman" w:eastAsia="標楷體" w:hAnsi="Times New Roman" w:cs="Times New Roman"/>
+        </w:rPr>
+        <w:t>DE2-115</w:t>
+      </w:r>
+      <w:r>
+        <w:rPr>
+          <w:rFonts w:ascii="Times New Roman" w:eastAsia="標楷體" w:hAnsi="Times New Roman" w:cs="Times New Roman"/>
         </w:rPr>
         <w:t>上附有的</w:t>
       </w:r>
       <w:r>
         <w:rPr>
-          <w:rFonts w:hint="eastAsia"/>
+          <w:rFonts w:ascii="Times New Roman" w:eastAsia="標楷體" w:hAnsi="Times New Roman" w:cs="Times New Roman"/>
         </w:rPr>
         <w:t xml:space="preserve"> Audio CODEC WM8731 </w:t>
       </w:r>
       <w:r>
         <w:rPr>
-          <w:rFonts w:hint="eastAsia"/>
+          <w:rFonts w:ascii="Times New Roman" w:eastAsia="標楷體" w:hAnsi="Times New Roman" w:cs="Times New Roman"/>
         </w:rPr>
         <w:t>進行聲音輸入與輸出</w:t>
       </w:r>
       <w:r>
         <w:rPr>
-          <w:rFonts w:hint="eastAsia"/>
+          <w:rFonts w:ascii="Times New Roman" w:eastAsia="標楷體" w:hAnsi="Times New Roman" w:cs="Times New Roman"/>
         </w:rPr>
         <w:t>的編、解碼</w:t>
       </w:r>
       <w:r>
         <w:rPr>
-          <w:rFonts w:hint="eastAsia"/>
+          <w:rFonts w:ascii="Times New Roman" w:eastAsia="標楷體" w:hAnsi="Times New Roman" w:cs="Times New Roman"/>
         </w:rPr>
         <w:t>，取樣頻率設定為</w:t>
       </w:r>
       <w:r>
         <w:rPr>
-          <w:rFonts w:hint="eastAsia"/>
+          <w:rFonts w:ascii="Times New Roman" w:eastAsia="標楷體" w:hAnsi="Times New Roman" w:cs="Times New Roman"/>
         </w:rPr>
         <w:t xml:space="preserve"> </w:t>
       </w:r>
       <w:r>
+        <w:rPr>
+          <w:rFonts w:ascii="Times New Roman" w:eastAsia="標楷體" w:hAnsi="Times New Roman" w:cs="Times New Roman"/>
+        </w:rPr>
         <w:t>44.</w:t>
       </w:r>
       <w:r>
         <w:rPr>
-          <w:rFonts w:hint="eastAsia"/>
+          <w:rFonts w:ascii="Times New Roman" w:eastAsia="標楷體" w:hAnsi="Times New Roman" w:cs="Times New Roman"/>
         </w:rPr>
         <w:t>1</w:t>
       </w:r>
       <w:r>
         <w:rPr>
-          <w:rFonts w:hint="eastAsia"/>
+          <w:rFonts w:ascii="Times New Roman" w:eastAsia="標楷體" w:hAnsi="Times New Roman" w:cs="Times New Roman"/>
         </w:rPr>
         <w:t>kHz</w:t>
       </w:r>
       <w:r>
         <w:rPr>
-          <w:rFonts w:hint="eastAsia"/>
+          <w:rFonts w:ascii="Times New Roman" w:eastAsia="標楷體" w:hAnsi="Times New Roman" w:cs="Times New Roman"/>
         </w:rPr>
         <w:t>，資料格式為</w:t>
       </w:r>
       <w:r>
         <w:rPr>
-          <w:rFonts w:hint="eastAsia"/>
+          <w:rFonts w:ascii="Times New Roman" w:eastAsia="標楷體" w:hAnsi="Times New Roman" w:cs="Times New Roman"/>
         </w:rPr>
         <w:t xml:space="preserve"> 16 bit</w:t>
       </w:r>
       <w:r>
         <w:rPr>
-          <w:rFonts w:hint="eastAsia"/>
+          <w:rFonts w:ascii="Times New Roman" w:eastAsia="標楷體" w:hAnsi="Times New Roman" w:cs="Times New Roman"/>
         </w:rPr>
         <w:t>。</w:t>
       </w:r>
       <w:r>
         <w:rPr>
-          <w:rFonts w:hint="eastAsia"/>
+          <w:rFonts w:ascii="Times New Roman" w:eastAsia="標楷體" w:hAnsi="Times New Roman" w:cs="Times New Roman"/>
         </w:rPr>
         <w:t>另外加入</w:t>
       </w:r>
       <w:r>
-        <w:t>Sound Level Detection</w:t>
-      </w:r>
-      <w:r>
-        <w:t xml:space="preserve"> </w:t>
-      </w:r>
-      <w:r>
-        <w:rPr>
-          <w:rFonts w:hint="eastAsia"/>
+        <w:rPr>
+          <w:rFonts w:ascii="Times New Roman" w:eastAsia="標楷體" w:hAnsi="Times New Roman" w:cs="Times New Roman"/>
+        </w:rPr>
+        <w:t xml:space="preserve">Sound Level Detection </w:t>
+      </w:r>
+      <w:r>
+        <w:rPr>
+          <w:rFonts w:ascii="Times New Roman" w:eastAsia="標楷體" w:hAnsi="Times New Roman" w:cs="Times New Roman"/>
         </w:rPr>
         <w:t>將音量強度顯示於</w:t>
       </w:r>
       <w:r>
         <w:rPr>
-          <w:rFonts w:hint="eastAsia"/>
+          <w:rFonts w:ascii="Times New Roman" w:eastAsia="標楷體" w:hAnsi="Times New Roman" w:cs="Times New Roman"/>
         </w:rPr>
         <w:t>LEDR</w:t>
       </w:r>
       <w:r>
         <w:rPr>
-          <w:rFonts w:hint="eastAsia"/>
+          <w:rFonts w:ascii="Times New Roman" w:eastAsia="標楷體" w:hAnsi="Times New Roman" w:cs="Times New Roman"/>
         </w:rPr>
         <w:t>上</w:t>
       </w:r>
       <w:r>
         <w:rPr>
-          <w:rFonts w:hint="eastAsia"/>
+          <w:rFonts w:ascii="Times New Roman" w:eastAsia="標楷體" w:hAnsi="Times New Roman" w:cs="Times New Roman"/>
         </w:rPr>
         <w:t>。功能描述及設計如下：</w:t>
       </w:r>
@@ -210,46 +213,49 @@
           <w:numId w:val="2"/>
         </w:numPr>
         <w:ind w:left="960"/>
-      </w:pPr>
-      <w:r>
-        <w:rPr>
-          <w:rFonts w:hint="eastAsia"/>
+        <w:rPr>
+          <w:rFonts w:ascii="Times New Roman" w:eastAsia="標楷體" w:hAnsi="Times New Roman" w:cs="Times New Roman"/>
+        </w:rPr>
+      </w:pPr>
+      <w:r>
+        <w:rPr>
+          <w:rFonts w:ascii="Times New Roman" w:eastAsia="標楷體" w:hAnsi="Times New Roman" w:cs="Times New Roman"/>
         </w:rPr>
         <w:t>錄音</w:t>
       </w:r>
       <w:r>
         <w:rPr>
-          <w:rFonts w:hint="eastAsia"/>
+          <w:rFonts w:ascii="Times New Roman" w:eastAsia="標楷體" w:hAnsi="Times New Roman" w:cs="Times New Roman"/>
         </w:rPr>
         <w:t>：</w:t>
       </w:r>
       <w:r>
         <w:rPr>
-          <w:rFonts w:hint="eastAsia"/>
+          <w:rFonts w:ascii="Times New Roman" w:eastAsia="標楷體" w:hAnsi="Times New Roman" w:cs="Times New Roman"/>
         </w:rPr>
         <w:t>聲音資料會先暫存在</w:t>
       </w:r>
       <w:r>
         <w:rPr>
-          <w:rFonts w:hint="eastAsia"/>
+          <w:rFonts w:ascii="Times New Roman" w:eastAsia="標楷體" w:hAnsi="Times New Roman" w:cs="Times New Roman"/>
         </w:rPr>
         <w:t xml:space="preserve"> SRAM </w:t>
       </w:r>
       <w:r>
         <w:rPr>
-          <w:rFonts w:hint="eastAsia"/>
+          <w:rFonts w:ascii="Times New Roman" w:eastAsia="標楷體" w:hAnsi="Times New Roman" w:cs="Times New Roman"/>
         </w:rPr>
         <w:t>中，經由使用者確認後再寫入</w:t>
       </w:r>
       <w:r>
         <w:rPr>
-          <w:rFonts w:hint="eastAsia"/>
+          <w:rFonts w:ascii="Times New Roman" w:eastAsia="標楷體" w:hAnsi="Times New Roman" w:cs="Times New Roman"/>
         </w:rPr>
         <w:t xml:space="preserve"> FLASH </w:t>
       </w:r>
       <w:r>
         <w:rPr>
-          <w:rFonts w:hint="eastAsia"/>
+          <w:rFonts w:ascii="Times New Roman" w:eastAsia="標楷體" w:hAnsi="Times New Roman" w:cs="Times New Roman"/>
         </w:rPr>
         <w:t>作為永久儲存。</w:t>
       </w:r>
@@ -262,79 +268,85 @@
           <w:numId w:val="2"/>
         </w:numPr>
         <w:ind w:left="960"/>
-      </w:pPr>
-      <w:r>
-        <w:rPr>
-          <w:rFonts w:hint="eastAsia"/>
+        <w:rPr>
+          <w:rFonts w:ascii="Times New Roman" w:eastAsia="標楷體" w:hAnsi="Times New Roman" w:cs="Times New Roman"/>
+        </w:rPr>
+      </w:pPr>
+      <w:r>
+        <w:rPr>
+          <w:rFonts w:ascii="Times New Roman" w:eastAsia="標楷體" w:hAnsi="Times New Roman" w:cs="Times New Roman"/>
         </w:rPr>
         <w:t>播放</w:t>
       </w:r>
       <w:r>
         <w:rPr>
-          <w:rFonts w:hint="eastAsia"/>
+          <w:rFonts w:ascii="Times New Roman" w:eastAsia="標楷體" w:hAnsi="Times New Roman" w:cs="Times New Roman"/>
         </w:rPr>
         <w:t>：</w:t>
       </w:r>
       <w:r>
         <w:rPr>
-          <w:rFonts w:hint="eastAsia"/>
+          <w:rFonts w:ascii="Times New Roman" w:eastAsia="標楷體" w:hAnsi="Times New Roman" w:cs="Times New Roman"/>
         </w:rPr>
         <w:t>系統會從記憶體讀取音訊資料並輸出至</w:t>
       </w:r>
       <w:r>
         <w:rPr>
-          <w:rFonts w:hint="eastAsia"/>
+          <w:rFonts w:ascii="Times New Roman" w:eastAsia="標楷體" w:hAnsi="Times New Roman" w:cs="Times New Roman"/>
         </w:rPr>
         <w:t xml:space="preserve"> Audio</w:t>
       </w:r>
       <w:r>
         <w:rPr>
-          <w:rFonts w:hint="eastAsia"/>
+          <w:rFonts w:ascii="Times New Roman" w:eastAsia="標楷體" w:hAnsi="Times New Roman" w:cs="Times New Roman"/>
         </w:rPr>
         <w:t xml:space="preserve"> </w:t>
       </w:r>
       <w:r>
         <w:rPr>
-          <w:rFonts w:hint="eastAsia"/>
+          <w:rFonts w:ascii="Times New Roman" w:eastAsia="標楷體" w:hAnsi="Times New Roman" w:cs="Times New Roman"/>
         </w:rPr>
         <w:t>CODEC</w:t>
       </w:r>
       <w:r>
         <w:rPr>
-          <w:rFonts w:hint="eastAsia"/>
+          <w:rFonts w:ascii="Times New Roman" w:eastAsia="標楷體" w:hAnsi="Times New Roman" w:cs="Times New Roman"/>
         </w:rPr>
         <w:t>，同時對播放中的音訊訊號進行</w:t>
       </w:r>
       <w:r>
+        <w:rPr>
+          <w:rFonts w:ascii="Times New Roman" w:eastAsia="標楷體" w:hAnsi="Times New Roman" w:cs="Times New Roman"/>
+        </w:rPr>
         <w:t>Sound Level Detection</w:t>
       </w:r>
       <w:r>
         <w:rPr>
-          <w:rFonts w:hint="eastAsia"/>
+          <w:rFonts w:ascii="Times New Roman" w:eastAsia="標楷體" w:hAnsi="Times New Roman" w:cs="Times New Roman"/>
         </w:rPr>
         <w:t>，並將</w:t>
       </w:r>
       <w:r>
         <w:rPr>
-          <w:rFonts w:hint="eastAsia"/>
+          <w:rFonts w:ascii="Times New Roman" w:eastAsia="標楷體" w:hAnsi="Times New Roman" w:cs="Times New Roman"/>
         </w:rPr>
         <w:t>當下聲音強度顯示於</w:t>
       </w:r>
       <w:r>
         <w:rPr>
-          <w:rFonts w:hint="eastAsia"/>
+          <w:rFonts w:ascii="Times New Roman" w:eastAsia="標楷體" w:hAnsi="Times New Roman" w:cs="Times New Roman"/>
         </w:rPr>
         <w:t>LEDR</w:t>
       </w:r>
       <w:r>
         <w:rPr>
-          <w:rFonts w:hint="eastAsia"/>
+          <w:rFonts w:ascii="Times New Roman" w:eastAsia="標楷體" w:hAnsi="Times New Roman" w:cs="Times New Roman"/>
         </w:rPr>
         <w:t>上</w:t>
       </w:r>
       <w:r>
         <w:rPr>
-          <w:rFonts w:hint="eastAsia"/>
+          <w:rFonts w:ascii="Times New Roman" w:eastAsia="標楷體" w:hAnsi="Times New Roman" w:cs="Times New Roman"/>
         </w:rPr>
         <w:t>。</w:t>
       </w:r>
@@ -347,58 +359,49 @@
           <w:numId w:val="2"/>
         </w:numPr>
         <w:ind w:left="960"/>
-      </w:pPr>
-      <w:r>
-        <w:rPr>
-          <w:rFonts w:hint="eastAsia"/>
+        <w:rPr>
+          <w:rFonts w:ascii="Times New Roman" w:eastAsia="標楷體" w:hAnsi="Times New Roman" w:cs="Times New Roman"/>
+        </w:rPr>
+      </w:pPr>
+      <w:r>
+        <w:rPr>
+          <w:rFonts w:ascii="Times New Roman" w:eastAsia="標楷體" w:hAnsi="Times New Roman" w:cs="Times New Roman"/>
         </w:rPr>
         <w:t>使用者可透過</w:t>
       </w:r>
       <w:r>
         <w:rPr>
-          <w:rFonts w:hint="eastAsia"/>
+          <w:rFonts w:ascii="Times New Roman" w:eastAsia="標楷體" w:hAnsi="Times New Roman" w:cs="Times New Roman"/>
         </w:rPr>
         <w:t xml:space="preserve"> BUTTON </w:t>
       </w:r>
       <w:r>
         <w:rPr>
-          <w:rFonts w:hint="eastAsia"/>
+          <w:rFonts w:ascii="Times New Roman" w:eastAsia="標楷體" w:hAnsi="Times New Roman" w:cs="Times New Roman"/>
         </w:rPr>
         <w:t>或</w:t>
       </w:r>
       <w:r>
         <w:rPr>
-          <w:rFonts w:hint="eastAsia"/>
+          <w:rFonts w:ascii="Times New Roman" w:eastAsia="標楷體" w:hAnsi="Times New Roman" w:cs="Times New Roman"/>
         </w:rPr>
         <w:t xml:space="preserve"> SW </w:t>
       </w:r>
       <w:r>
         <w:rPr>
-          <w:rFonts w:hint="eastAsia"/>
+          <w:rFonts w:ascii="Times New Roman" w:eastAsia="標楷體" w:hAnsi="Times New Roman" w:cs="Times New Roman"/>
         </w:rPr>
         <w:t>操作系統，並由</w:t>
       </w:r>
       <w:r>
         <w:rPr>
-          <w:rFonts w:hint="eastAsia"/>
-        </w:rPr>
-        <w:t xml:space="preserve"> 16</w:t>
-      </w:r>
-      <w:r>
-        <w:rPr>
-          <w:rFonts w:hint="eastAsia"/>
-        </w:rPr>
-        <w:t>×</w:t>
-      </w:r>
-      <w:r>
-        <w:rPr>
-          <w:rFonts w:hint="eastAsia"/>
-        </w:rPr>
-        <w:t xml:space="preserve">2 LCD </w:t>
-      </w:r>
-      <w:r>
-        <w:rPr>
-          <w:rFonts w:hint="eastAsia"/>
+          <w:rFonts w:ascii="Times New Roman" w:eastAsia="標楷體" w:hAnsi="Times New Roman" w:cs="Times New Roman"/>
+        </w:rPr>
+        <w:t xml:space="preserve"> 16×2 LCD </w:t>
+      </w:r>
+      <w:r>
+        <w:rPr>
+          <w:rFonts w:ascii="Times New Roman" w:eastAsia="標楷體" w:hAnsi="Times New Roman" w:cs="Times New Roman"/>
         </w:rPr>
         <w:t>顯示目前模式與操作提示。</w:t>
       </w:r>
@@ -406,58 +409,61 @@
     <w:p>
       <w:pPr>
         <w:ind w:firstLine="480"/>
-      </w:pPr>
-      <w:r>
-        <w:rPr>
-          <w:rFonts w:hint="eastAsia"/>
+        <w:rPr>
+          <w:rFonts w:ascii="Times New Roman" w:eastAsia="標楷體" w:hAnsi="Times New Roman" w:cs="Times New Roman"/>
+        </w:rPr>
+      </w:pPr>
+      <w:r>
+        <w:rPr>
+          <w:rFonts w:ascii="Times New Roman" w:eastAsia="標楷體" w:hAnsi="Times New Roman" w:cs="Times New Roman"/>
         </w:rPr>
         <w:t>本</w:t>
       </w:r>
       <w:r>
         <w:rPr>
-          <w:rFonts w:hint="eastAsia"/>
+          <w:rFonts w:ascii="Times New Roman" w:eastAsia="標楷體" w:hAnsi="Times New Roman" w:cs="Times New Roman"/>
         </w:rPr>
         <w:t>專案</w:t>
       </w:r>
       <w:r>
         <w:rPr>
-          <w:rFonts w:hint="eastAsia"/>
+          <w:rFonts w:ascii="Times New Roman" w:eastAsia="標楷體" w:hAnsi="Times New Roman" w:cs="Times New Roman"/>
         </w:rPr>
         <w:t>整合音訊處理、記憶體控制、</w:t>
       </w:r>
       <w:r>
         <w:rPr>
-          <w:rFonts w:hint="eastAsia"/>
+          <w:rFonts w:ascii="Times New Roman" w:eastAsia="標楷體" w:hAnsi="Times New Roman" w:cs="Times New Roman"/>
         </w:rPr>
         <w:t xml:space="preserve">LCD </w:t>
       </w:r>
       <w:r>
         <w:rPr>
-          <w:rFonts w:hint="eastAsia"/>
+          <w:rFonts w:ascii="Times New Roman" w:eastAsia="標楷體" w:hAnsi="Times New Roman" w:cs="Times New Roman"/>
         </w:rPr>
         <w:t>顯示、</w:t>
       </w:r>
       <w:r>
         <w:rPr>
-          <w:rFonts w:hint="eastAsia"/>
+          <w:rFonts w:ascii="Times New Roman" w:eastAsia="標楷體" w:hAnsi="Times New Roman" w:cs="Times New Roman"/>
         </w:rPr>
         <w:t xml:space="preserve">LED </w:t>
       </w:r>
       <w:r>
         <w:rPr>
-          <w:rFonts w:hint="eastAsia"/>
+          <w:rFonts w:ascii="Times New Roman" w:eastAsia="標楷體" w:hAnsi="Times New Roman" w:cs="Times New Roman"/>
         </w:rPr>
         <w:t>顯示與</w:t>
       </w:r>
       <w:r>
         <w:rPr>
-          <w:rFonts w:hint="eastAsia"/>
+          <w:rFonts w:ascii="Times New Roman" w:eastAsia="標楷體" w:hAnsi="Times New Roman" w:cs="Times New Roman"/>
         </w:rPr>
         <w:t xml:space="preserve"> FPGA </w:t>
       </w:r>
       <w:r>
         <w:rPr>
-          <w:rFonts w:hint="eastAsia"/>
+          <w:rFonts w:ascii="Times New Roman" w:eastAsia="標楷體" w:hAnsi="Times New Roman" w:cs="Times New Roman"/>
         </w:rPr>
         <w:t>狀態機設計，達成一套具有互動性的數位音訊應用系統。</w:t>
       </w:r>
@@ -479,7 +485,7 @@
       </w:pPr>
       <w:r>
         <w:rPr>
-          <w:rFonts w:ascii="Times New Roman" w:eastAsia="標楷體" w:hAnsi="Times New Roman" w:cs="Times New Roman" w:hint="eastAsia"/>
+          <w:rFonts w:ascii="Times New Roman" w:eastAsia="標楷體" w:hAnsi="Times New Roman" w:cs="Times New Roman"/>
           <w:iCs/>
           <w:sz w:val="28"/>
           <w:szCs w:val="28"/>
@@ -508,9 +514,9 @@
           <w:szCs w:val="36"/>
         </w:rPr>
         <w:drawing>
-          <wp:inline distT="0" distB="0" distL="0" distR="0" wp14:anchorId="2B5A7153" wp14:editId="3248DBC7">
-            <wp:extent cx="4895000" cy="4257675"/>
-            <wp:effectExtent l="0" t="0" r="1270" b="0"/>
+          <wp:inline distT="0" distB="0" distL="0" distR="0" wp14:anchorId="2B5A7153" wp14:editId="310612EC">
+            <wp:extent cx="6565511" cy="5710687"/>
+            <wp:effectExtent l="0" t="0" r="6985" b="4445"/>
             <wp:docPr id="3" name="圖片 3"/>
             <wp:cNvGraphicFramePr>
               <a:graphicFrameLocks xmlns:a="http://schemas.openxmlformats.org/drawingml/2006/main" noChangeAspect="1"/>
@@ -525,7 +531,7 @@
                     </pic:cNvPicPr>
                   </pic:nvPicPr>
                   <pic:blipFill>
-                    <a:blip r:embed="rId5">
+                    <a:blip r:embed="rId8">
                       <a:extLst>
                         <a:ext uri="{28A0092B-C50C-407E-A947-70E740481C1C}">
                           <a14:useLocalDpi xmlns:a14="http://schemas.microsoft.com/office/drawing/2010/main" val="0"/>
@@ -540,7 +546,7 @@
                   <pic:spPr bwMode="auto">
                     <a:xfrm>
                       <a:off x="0" y="0"/>
-                      <a:ext cx="4907351" cy="4268418"/>
+                      <a:ext cx="6618160" cy="5756481"/>
                     </a:xfrm>
                     <a:prstGeom prst="rect">
                       <a:avLst/>
@@ -560,6 +566,32 @@
     <w:p>
       <w:pPr>
         <w:pStyle w:val="a3"/>
+        <w:ind w:leftChars="0" w:left="0"/>
+        <w:jc w:val="center"/>
+        <w:rPr>
+          <w:rFonts w:ascii="Times New Roman" w:eastAsia="標楷體" w:hAnsi="Times New Roman" w:cs="Times New Roman"/>
+          <w:iCs/>
+          <w:sz w:val="28"/>
+          <w:szCs w:val="28"/>
+        </w:rPr>
+      </w:pPr>
+    </w:p>
+    <w:p>
+      <w:pPr>
+        <w:pStyle w:val="a3"/>
+        <w:ind w:leftChars="0" w:left="0"/>
+        <w:jc w:val="center"/>
+        <w:rPr>
+          <w:rFonts w:ascii="Times New Roman" w:eastAsia="標楷體" w:hAnsi="Times New Roman" w:cs="Times New Roman"/>
+          <w:iCs/>
+          <w:sz w:val="28"/>
+          <w:szCs w:val="28"/>
+        </w:rPr>
+      </w:pPr>
+    </w:p>
+    <w:p>
+      <w:pPr>
+        <w:pStyle w:val="a3"/>
         <w:numPr>
           <w:ilvl w:val="0"/>
           <w:numId w:val="1"/>
@@ -574,17 +606,16 @@
       </w:pPr>
       <w:r>
         <w:rPr>
-          <w:rFonts w:ascii="Times New Roman" w:eastAsia="標楷體" w:hAnsi="Times New Roman" w:cs="Times New Roman" w:hint="eastAsia"/>
+          <w:rFonts w:ascii="Times New Roman" w:eastAsia="標楷體" w:hAnsi="Times New Roman" w:cs="Times New Roman"/>
           <w:iCs/>
           <w:sz w:val="28"/>
           <w:szCs w:val="28"/>
         </w:rPr>
-        <w:lastRenderedPageBreak/>
         <w:t>電路結構或</w:t>
       </w:r>
       <w:r>
         <w:rPr>
-          <w:rFonts w:ascii="Times New Roman" w:eastAsia="標楷體" w:hAnsi="Times New Roman" w:cs="Times New Roman" w:hint="eastAsia"/>
+          <w:rFonts w:ascii="Times New Roman" w:eastAsia="標楷體" w:hAnsi="Times New Roman" w:cs="Times New Roman"/>
           <w:iCs/>
           <w:sz w:val="28"/>
           <w:szCs w:val="28"/>
@@ -595,7 +626,7 @@
     <w:p>
       <w:pPr>
         <w:rPr>
-          <w:rFonts w:ascii="Times New Roman" w:eastAsia="標楷體" w:hAnsi="Times New Roman" w:cs="Times New Roman" w:hint="eastAsia"/>
+          <w:rFonts w:ascii="Times New Roman" w:eastAsia="標楷體" w:hAnsi="Times New Roman" w:cs="Times New Roman"/>
           <w:iCs/>
           <w:sz w:val="28"/>
           <w:szCs w:val="28"/>
@@ -603,12 +634,13 @@
       </w:pPr>
       <w:r>
         <w:rPr>
+          <w:rFonts w:ascii="Times New Roman" w:eastAsia="標楷體" w:hAnsi="Times New Roman" w:cs="Times New Roman"/>
           <w:noProof/>
         </w:rPr>
         <w:drawing>
-          <wp:inline distT="0" distB="0" distL="0" distR="0" wp14:anchorId="062CED34" wp14:editId="7F7804EE">
-            <wp:extent cx="5274310" cy="2905125"/>
-            <wp:effectExtent l="0" t="0" r="2540" b="9525"/>
+          <wp:inline distT="0" distB="0" distL="0" distR="0" wp14:anchorId="60FC9E1C" wp14:editId="4C8B0AA6">
+            <wp:extent cx="6633713" cy="4973288"/>
+            <wp:effectExtent l="0" t="0" r="0" b="0"/>
             <wp:docPr id="1" name="圖片 1"/>
             <wp:cNvGraphicFramePr>
               <a:graphicFrameLocks xmlns:a="http://schemas.openxmlformats.org/drawingml/2006/main" noChangeAspect="1"/>
@@ -621,7 +653,7 @@
                     <pic:cNvPicPr/>
                   </pic:nvPicPr>
                   <pic:blipFill>
-                    <a:blip r:embed="rId6"/>
+                    <a:blip r:embed="rId9"/>
                     <a:stretch>
                       <a:fillRect/>
                     </a:stretch>
@@ -629,7 +661,7 @@
                   <pic:spPr>
                     <a:xfrm>
                       <a:off x="0" y="0"/>
-                      <a:ext cx="5274310" cy="2905125"/>
+                      <a:ext cx="6649306" cy="4984978"/>
                     </a:xfrm>
                     <a:prstGeom prst="rect">
                       <a:avLst/>
@@ -659,7 +691,7 @@
       </w:pPr>
       <w:r>
         <w:rPr>
-          <w:rFonts w:ascii="Times New Roman" w:eastAsia="標楷體" w:hAnsi="Times New Roman" w:cs="Times New Roman" w:hint="eastAsia"/>
+          <w:rFonts w:ascii="Times New Roman" w:eastAsia="標楷體" w:hAnsi="Times New Roman" w:cs="Times New Roman"/>
           <w:iCs/>
           <w:sz w:val="28"/>
           <w:szCs w:val="28"/>
@@ -669,13 +701,703 @@
     </w:p>
     <w:p>
       <w:pPr>
-        <w:pStyle w:val="a3"/>
-        <w:ind w:leftChars="0" w:left="720"/>
-        <w:rPr>
-          <w:rFonts w:ascii="Times New Roman" w:eastAsia="標楷體" w:hAnsi="Times New Roman" w:cs="Times New Roman" w:hint="eastAsia"/>
-          <w:iCs/>
-          <w:sz w:val="28"/>
-          <w:szCs w:val="28"/>
+        <w:pStyle w:val="a8"/>
+        <w:ind w:left="480" w:firstLine="480"/>
+        <w:rPr>
+          <w:rFonts w:ascii="Times New Roman" w:eastAsia="標楷體" w:hAnsi="Times New Roman" w:cs="Times New Roman"/>
+        </w:rPr>
+      </w:pPr>
+      <w:r>
+        <w:rPr>
+          <w:rFonts w:ascii="Times New Roman" w:eastAsia="標楷體" w:hAnsi="Times New Roman" w:cs="Times New Roman"/>
+        </w:rPr>
+        <w:t>完成一套以</w:t>
+      </w:r>
+      <w:r>
+        <w:rPr>
+          <w:rFonts w:ascii="Times New Roman" w:eastAsia="標楷體" w:hAnsi="Times New Roman" w:cs="Times New Roman"/>
+        </w:rPr>
+        <w:t xml:space="preserve"> Terasic DE2-115 </w:t>
+      </w:r>
+      <w:r>
+        <w:rPr>
+          <w:rFonts w:ascii="Times New Roman" w:eastAsia="標楷體" w:hAnsi="Times New Roman" w:cs="Times New Roman"/>
+        </w:rPr>
+        <w:t>為平台的</w:t>
+      </w:r>
+      <w:r>
+        <w:rPr>
+          <w:rFonts w:ascii="Times New Roman" w:eastAsia="標楷體" w:hAnsi="Times New Roman" w:cs="Times New Roman"/>
+        </w:rPr>
+        <w:t xml:space="preserve"> FPGA </w:t>
+      </w:r>
+      <w:r>
+        <w:rPr>
+          <w:rFonts w:ascii="Times New Roman" w:eastAsia="標楷體" w:hAnsi="Times New Roman" w:cs="Times New Roman"/>
+        </w:rPr>
+        <w:t>錄音與播放系統。系統使用</w:t>
+      </w:r>
+      <w:r>
+        <w:rPr>
+          <w:rFonts w:ascii="Times New Roman" w:eastAsia="標楷體" w:hAnsi="Times New Roman" w:cs="Times New Roman"/>
+        </w:rPr>
+        <w:t xml:space="preserve"> WM8731 Audio CODEC </w:t>
+      </w:r>
+      <w:r>
+        <w:rPr>
+          <w:rFonts w:ascii="Times New Roman" w:eastAsia="標楷體" w:hAnsi="Times New Roman" w:cs="Times New Roman"/>
+        </w:rPr>
+        <w:t>進行聲音輸入與輸出，並以</w:t>
+      </w:r>
+      <w:r>
+        <w:rPr>
+          <w:rFonts w:ascii="Times New Roman" w:eastAsia="標楷體" w:hAnsi="Times New Roman" w:cs="Times New Roman"/>
+        </w:rPr>
+        <w:t xml:space="preserve"> FPGA </w:t>
+      </w:r>
+      <w:r>
+        <w:rPr>
+          <w:rFonts w:ascii="Times New Roman" w:eastAsia="標楷體" w:hAnsi="Times New Roman" w:cs="Times New Roman"/>
+        </w:rPr>
+        <w:t>控制音訊資料流、</w:t>
+      </w:r>
+      <w:r>
+        <w:rPr>
+          <w:rFonts w:ascii="Times New Roman" w:eastAsia="標楷體" w:hAnsi="Times New Roman" w:cs="Times New Roman"/>
+        </w:rPr>
+        <w:t xml:space="preserve">SRAM </w:t>
+      </w:r>
+      <w:r>
+        <w:rPr>
+          <w:rFonts w:ascii="Times New Roman" w:eastAsia="標楷體" w:hAnsi="Times New Roman" w:cs="Times New Roman"/>
+        </w:rPr>
+        <w:t>暫存、</w:t>
+      </w:r>
+      <w:r>
+        <w:rPr>
+          <w:rFonts w:ascii="Times New Roman" w:eastAsia="標楷體" w:hAnsi="Times New Roman" w:cs="Times New Roman"/>
+        </w:rPr>
+        <w:t xml:space="preserve">FLASH </w:t>
+      </w:r>
+      <w:r>
+        <w:rPr>
+          <w:rFonts w:ascii="Times New Roman" w:eastAsia="標楷體" w:hAnsi="Times New Roman" w:cs="Times New Roman"/>
+        </w:rPr>
+        <w:t>儲存，以及</w:t>
+      </w:r>
+      <w:r>
+        <w:rPr>
+          <w:rFonts w:ascii="Times New Roman" w:eastAsia="標楷體" w:hAnsi="Times New Roman" w:cs="Times New Roman"/>
+        </w:rPr>
+        <w:t xml:space="preserve"> LCD</w:t>
+      </w:r>
+      <w:r>
+        <w:rPr>
+          <w:rFonts w:ascii="Times New Roman" w:eastAsia="標楷體" w:hAnsi="Times New Roman" w:cs="Times New Roman"/>
+        </w:rPr>
+        <w:t>、</w:t>
+      </w:r>
+      <w:r>
+        <w:rPr>
+          <w:rFonts w:ascii="Times New Roman" w:eastAsia="標楷體" w:hAnsi="Times New Roman" w:cs="Times New Roman"/>
+        </w:rPr>
+        <w:t>HEX</w:t>
+      </w:r>
+      <w:r>
+        <w:rPr>
+          <w:rFonts w:ascii="Times New Roman" w:eastAsia="標楷體" w:hAnsi="Times New Roman" w:cs="Times New Roman"/>
+        </w:rPr>
+        <w:t>、</w:t>
+      </w:r>
+      <w:r>
+        <w:rPr>
+          <w:rFonts w:ascii="Times New Roman" w:eastAsia="標楷體" w:hAnsi="Times New Roman" w:cs="Times New Roman"/>
+        </w:rPr>
+        <w:t xml:space="preserve">LEDR </w:t>
+      </w:r>
+      <w:r>
+        <w:rPr>
+          <w:rFonts w:ascii="Times New Roman" w:eastAsia="標楷體" w:hAnsi="Times New Roman" w:cs="Times New Roman"/>
+        </w:rPr>
+        <w:t>等人機介面。</w:t>
+      </w:r>
+    </w:p>
+    <w:p>
+      <w:pPr>
+        <w:pStyle w:val="a8"/>
+        <w:ind w:left="480" w:firstLine="480"/>
+        <w:rPr>
+          <w:rFonts w:ascii="Times New Roman" w:eastAsia="標楷體" w:hAnsi="Times New Roman" w:cs="Times New Roman"/>
+        </w:rPr>
+      </w:pPr>
+      <w:r>
+        <w:rPr>
+          <w:rFonts w:ascii="Times New Roman" w:eastAsia="標楷體" w:hAnsi="Times New Roman" w:cs="Times New Roman" w:hint="eastAsia"/>
+        </w:rPr>
+        <w:t>音訊輸入</w:t>
+      </w:r>
+      <w:r>
+        <w:rPr>
+          <w:rFonts w:ascii="Times New Roman" w:eastAsia="標楷體" w:hAnsi="Times New Roman" w:cs="Times New Roman" w:hint="eastAsia"/>
+        </w:rPr>
+        <w:t>的部分</w:t>
+      </w:r>
+      <w:r>
+        <w:rPr>
+          <w:rFonts w:ascii="Times New Roman" w:eastAsia="標楷體" w:hAnsi="Times New Roman" w:cs="Times New Roman" w:hint="eastAsia"/>
+        </w:rPr>
+        <w:t>，</w:t>
+      </w:r>
+      <w:r>
+        <w:rPr>
+          <w:rFonts w:ascii="Times New Roman" w:eastAsia="標楷體" w:hAnsi="Times New Roman" w:cs="Times New Roman" w:hint="eastAsia"/>
+        </w:rPr>
+        <w:t>可選擇使用</w:t>
+      </w:r>
+      <w:r>
+        <w:rPr>
+          <w:rFonts w:ascii="Times New Roman" w:eastAsia="標楷體" w:hAnsi="Times New Roman" w:cs="Times New Roman" w:hint="eastAsia"/>
+        </w:rPr>
+        <w:t>L</w:t>
+      </w:r>
+      <w:r>
+        <w:rPr>
+          <w:rFonts w:ascii="Times New Roman" w:eastAsia="標楷體" w:hAnsi="Times New Roman" w:cs="Times New Roman"/>
+        </w:rPr>
+        <w:t>ine-in</w:t>
+      </w:r>
+      <w:r>
+        <w:rPr>
+          <w:rFonts w:ascii="Times New Roman" w:eastAsia="標楷體" w:hAnsi="Times New Roman" w:cs="Times New Roman" w:hint="eastAsia"/>
+        </w:rPr>
+        <w:t>或</w:t>
+      </w:r>
+      <w:r>
+        <w:rPr>
+          <w:rFonts w:ascii="Times New Roman" w:eastAsia="標楷體" w:hAnsi="Times New Roman" w:cs="Times New Roman" w:hint="eastAsia"/>
+        </w:rPr>
+        <w:t>Mic-in</w:t>
+      </w:r>
+      <w:r>
+        <w:rPr>
+          <w:rFonts w:ascii="Times New Roman" w:eastAsia="標楷體" w:hAnsi="Times New Roman" w:cs="Times New Roman" w:hint="eastAsia"/>
+        </w:rPr>
+        <w:t>，利用</w:t>
+      </w:r>
+      <w:r>
+        <w:rPr>
+          <w:rFonts w:ascii="Times New Roman" w:eastAsia="標楷體" w:hAnsi="Times New Roman" w:cs="Times New Roman" w:hint="eastAsia"/>
+        </w:rPr>
+        <w:t>W</w:t>
+      </w:r>
+      <w:r>
+        <w:rPr>
+          <w:rFonts w:ascii="Times New Roman" w:eastAsia="標楷體" w:hAnsi="Times New Roman" w:cs="Times New Roman"/>
+        </w:rPr>
+        <w:t>M873</w:t>
+      </w:r>
+      <w:r>
+        <w:rPr>
+          <w:rFonts w:ascii="Times New Roman" w:eastAsia="標楷體" w:hAnsi="Times New Roman" w:cs="Times New Roman"/>
+        </w:rPr>
+        <w:t>1</w:t>
+      </w:r>
+      <w:r>
+        <w:rPr>
+          <w:rFonts w:ascii="Times New Roman" w:eastAsia="標楷體" w:hAnsi="Times New Roman" w:cs="Times New Roman" w:hint="eastAsia"/>
+        </w:rPr>
+        <w:t>專換音訊資料以</w:t>
+      </w:r>
+      <w:r>
+        <w:rPr>
+          <w:rFonts w:ascii="Times New Roman" w:eastAsia="標楷體" w:hAnsi="Times New Roman" w:cs="Times New Roman" w:hint="eastAsia"/>
+        </w:rPr>
+        <w:t>FPGA</w:t>
+      </w:r>
+      <w:r>
+        <w:rPr>
+          <w:rFonts w:ascii="Times New Roman" w:eastAsia="標楷體" w:hAnsi="Times New Roman" w:cs="Times New Roman" w:hint="eastAsia"/>
+        </w:rPr>
+        <w:t>處理後將資料寫入</w:t>
+      </w:r>
+      <w:r>
+        <w:rPr>
+          <w:rFonts w:ascii="Times New Roman" w:eastAsia="標楷體" w:hAnsi="Times New Roman" w:cs="Times New Roman" w:hint="eastAsia"/>
+        </w:rPr>
+        <w:t>SRAM</w:t>
+      </w:r>
+      <w:r>
+        <w:rPr>
+          <w:rFonts w:ascii="Times New Roman" w:eastAsia="標楷體" w:hAnsi="Times New Roman" w:cs="Times New Roman" w:hint="eastAsia"/>
+        </w:rPr>
+        <w:t>中暫存。</w:t>
+      </w:r>
+    </w:p>
+    <w:p>
+      <w:pPr>
+        <w:pStyle w:val="a8"/>
+        <w:ind w:left="480" w:firstLine="480"/>
+        <w:rPr>
+          <w:rFonts w:ascii="Times New Roman" w:eastAsia="標楷體" w:hAnsi="Times New Roman" w:cs="Times New Roman" w:hint="eastAsia"/>
+        </w:rPr>
+      </w:pPr>
+      <w:r>
+        <w:rPr>
+          <w:rFonts w:ascii="Times New Roman" w:eastAsia="標楷體" w:hAnsi="Times New Roman" w:cs="Times New Roman" w:hint="eastAsia"/>
+        </w:rPr>
+        <w:t>資料儲存的部分，系統要錄音或撥放時，都需先藉由</w:t>
+      </w:r>
+      <w:r>
+        <w:rPr>
+          <w:rFonts w:ascii="Times New Roman" w:eastAsia="標楷體" w:hAnsi="Times New Roman" w:cs="Times New Roman" w:hint="eastAsia"/>
+        </w:rPr>
+        <w:t>SRAM</w:t>
+      </w:r>
+      <w:r>
+        <w:rPr>
+          <w:rFonts w:ascii="Times New Roman" w:eastAsia="標楷體" w:hAnsi="Times New Roman" w:cs="Times New Roman" w:hint="eastAsia"/>
+        </w:rPr>
+        <w:t>當作暫存，儲存時須先打勘</w:t>
+      </w:r>
+      <w:r>
+        <w:rPr>
+          <w:rFonts w:ascii="Times New Roman" w:eastAsia="標楷體" w:hAnsi="Times New Roman" w:cs="Times New Roman" w:hint="eastAsia"/>
+        </w:rPr>
+        <w:t>SW3</w:t>
+      </w:r>
+      <w:r>
+        <w:rPr>
+          <w:rFonts w:ascii="Times New Roman" w:eastAsia="標楷體" w:hAnsi="Times New Roman" w:cs="Times New Roman" w:hint="eastAsia"/>
+        </w:rPr>
+        <w:t>以解鎖</w:t>
+      </w:r>
+      <w:r>
+        <w:rPr>
+          <w:rFonts w:ascii="Times New Roman" w:eastAsia="標楷體" w:hAnsi="Times New Roman" w:cs="Times New Roman" w:hint="eastAsia"/>
+        </w:rPr>
+        <w:t>FLASH</w:t>
+      </w:r>
+      <w:r>
+        <w:rPr>
+          <w:rFonts w:ascii="Times New Roman" w:eastAsia="標楷體" w:hAnsi="Times New Roman" w:cs="Times New Roman" w:hint="eastAsia"/>
+        </w:rPr>
+        <w:t>的寫入限制，避免誤寫入。因</w:t>
+      </w:r>
+      <w:r>
+        <w:rPr>
+          <w:rFonts w:ascii="Times New Roman" w:eastAsia="標楷體" w:hAnsi="Times New Roman" w:cs="Times New Roman" w:hint="eastAsia"/>
+        </w:rPr>
+        <w:t>FLASH</w:t>
+      </w:r>
+      <w:r>
+        <w:rPr>
+          <w:rFonts w:ascii="Times New Roman" w:eastAsia="標楷體" w:hAnsi="Times New Roman" w:cs="Times New Roman" w:hint="eastAsia"/>
+        </w:rPr>
+        <w:t>的大小為</w:t>
+      </w:r>
+      <w:r>
+        <w:rPr>
+          <w:rFonts w:ascii="Times New Roman" w:eastAsia="標楷體" w:hAnsi="Times New Roman" w:cs="Times New Roman" w:hint="eastAsia"/>
+        </w:rPr>
+        <w:t>SRAM</w:t>
+      </w:r>
+      <w:r>
+        <w:rPr>
+          <w:rFonts w:ascii="Times New Roman" w:eastAsia="標楷體" w:hAnsi="Times New Roman" w:cs="Times New Roman" w:hint="eastAsia"/>
+        </w:rPr>
+        <w:t>的</w:t>
+      </w:r>
+      <w:r>
+        <w:rPr>
+          <w:rFonts w:ascii="Times New Roman" w:eastAsia="標楷體" w:hAnsi="Times New Roman" w:cs="Times New Roman" w:hint="eastAsia"/>
+        </w:rPr>
+        <w:t>4</w:t>
+      </w:r>
+      <w:r>
+        <w:rPr>
+          <w:rFonts w:ascii="Times New Roman" w:eastAsia="標楷體" w:hAnsi="Times New Roman" w:cs="Times New Roman" w:hint="eastAsia"/>
+        </w:rPr>
+        <w:t>倍，因此將</w:t>
+      </w:r>
+      <w:r>
+        <w:rPr>
+          <w:rFonts w:ascii="Times New Roman" w:eastAsia="標楷體" w:hAnsi="Times New Roman" w:cs="Times New Roman" w:hint="eastAsia"/>
+        </w:rPr>
+        <w:t>FLASH</w:t>
+      </w:r>
+      <w:r>
+        <w:rPr>
+          <w:rFonts w:ascii="Times New Roman" w:eastAsia="標楷體" w:hAnsi="Times New Roman" w:cs="Times New Roman" w:hint="eastAsia"/>
+        </w:rPr>
+        <w:t>切成</w:t>
+      </w:r>
+      <w:r>
+        <w:rPr>
+          <w:rFonts w:ascii="Times New Roman" w:eastAsia="標楷體" w:hAnsi="Times New Roman" w:cs="Times New Roman" w:hint="eastAsia"/>
+        </w:rPr>
+        <w:t>4</w:t>
+      </w:r>
+      <w:r>
+        <w:rPr>
+          <w:rFonts w:ascii="Times New Roman" w:eastAsia="標楷體" w:hAnsi="Times New Roman" w:cs="Times New Roman" w:hint="eastAsia"/>
+        </w:rPr>
+        <w:t>個</w:t>
+      </w:r>
+      <w:r>
+        <w:rPr>
+          <w:rFonts w:ascii="Times New Roman" w:eastAsia="標楷體" w:hAnsi="Times New Roman" w:cs="Times New Roman" w:hint="eastAsia"/>
+        </w:rPr>
+        <w:t>SLOT</w:t>
+      </w:r>
+      <w:r>
+        <w:rPr>
+          <w:rFonts w:ascii="Times New Roman" w:eastAsia="標楷體" w:hAnsi="Times New Roman" w:cs="Times New Roman" w:hint="eastAsia"/>
+        </w:rPr>
+        <w:t>，讓錄音可儲存在不同區段。每個</w:t>
+      </w:r>
+      <w:r>
+        <w:rPr>
+          <w:rFonts w:ascii="Times New Roman" w:eastAsia="標楷體" w:hAnsi="Times New Roman" w:cs="Times New Roman" w:hint="eastAsia"/>
+        </w:rPr>
+        <w:t>SLOT</w:t>
+      </w:r>
+      <w:r>
+        <w:rPr>
+          <w:rFonts w:ascii="Times New Roman" w:eastAsia="標楷體" w:hAnsi="Times New Roman" w:cs="Times New Roman" w:hint="eastAsia"/>
+        </w:rPr>
+        <w:t>包含</w:t>
+      </w:r>
+      <w:r>
+        <w:rPr>
+          <w:rFonts w:ascii="Times New Roman" w:eastAsia="標楷體" w:hAnsi="Times New Roman" w:cs="Times New Roman" w:hint="eastAsia"/>
+        </w:rPr>
+        <w:t>h</w:t>
+      </w:r>
+      <w:r>
+        <w:rPr>
+          <w:rFonts w:ascii="Times New Roman" w:eastAsia="標楷體" w:hAnsi="Times New Roman" w:cs="Times New Roman"/>
+        </w:rPr>
+        <w:t>eader</w:t>
+      </w:r>
+      <w:r>
+        <w:rPr>
+          <w:rFonts w:ascii="Times New Roman" w:eastAsia="標楷體" w:hAnsi="Times New Roman" w:cs="Times New Roman" w:hint="eastAsia"/>
+        </w:rPr>
+        <w:t>，用於紀錄有效標記，資料長度等，判斷該</w:t>
+      </w:r>
+      <w:r>
+        <w:rPr>
+          <w:rFonts w:ascii="Times New Roman" w:eastAsia="標楷體" w:hAnsi="Times New Roman" w:cs="Times New Roman" w:hint="eastAsia"/>
+        </w:rPr>
+        <w:t>SLOT</w:t>
+      </w:r>
+      <w:r>
+        <w:rPr>
+          <w:rFonts w:ascii="Times New Roman" w:eastAsia="標楷體" w:hAnsi="Times New Roman" w:cs="Times New Roman" w:hint="eastAsia"/>
+        </w:rPr>
+        <w:t>內容是否有效。</w:t>
+      </w:r>
+    </w:p>
+    <w:p>
+      <w:pPr>
+        <w:pStyle w:val="a8"/>
+        <w:ind w:left="480" w:firstLine="480"/>
+        <w:rPr>
+          <w:rFonts w:ascii="Times New Roman" w:eastAsia="標楷體" w:hAnsi="Times New Roman" w:cs="Times New Roman"/>
+        </w:rPr>
+      </w:pPr>
+      <w:r>
+        <w:rPr>
+          <w:rFonts w:ascii="Times New Roman" w:eastAsia="標楷體" w:hAnsi="Times New Roman" w:cs="Times New Roman" w:hint="eastAsia"/>
+        </w:rPr>
+        <w:t>播放紀錄</w:t>
+      </w:r>
+      <w:r>
+        <w:rPr>
+          <w:rFonts w:ascii="Times New Roman" w:eastAsia="標楷體" w:hAnsi="Times New Roman" w:cs="Times New Roman" w:hint="eastAsia"/>
+        </w:rPr>
+        <w:t>的部分</w:t>
+      </w:r>
+      <w:r>
+        <w:rPr>
+          <w:rFonts w:ascii="Times New Roman" w:eastAsia="標楷體" w:hAnsi="Times New Roman" w:cs="Times New Roman" w:hint="eastAsia"/>
+        </w:rPr>
+        <w:t>，按下</w:t>
+      </w:r>
+      <w:r>
+        <w:rPr>
+          <w:rFonts w:ascii="Times New Roman" w:eastAsia="標楷體" w:hAnsi="Times New Roman" w:cs="Times New Roman" w:hint="eastAsia"/>
+        </w:rPr>
+        <w:t>KEY2</w:t>
+      </w:r>
+      <w:r>
+        <w:rPr>
+          <w:rFonts w:ascii="Times New Roman" w:eastAsia="標楷體" w:hAnsi="Times New Roman" w:cs="Times New Roman" w:hint="eastAsia"/>
+        </w:rPr>
+        <w:t>後，系統會在驗證過</w:t>
+      </w:r>
+      <w:r>
+        <w:rPr>
+          <w:rFonts w:ascii="Times New Roman" w:eastAsia="標楷體" w:hAnsi="Times New Roman" w:cs="Times New Roman" w:hint="eastAsia"/>
+        </w:rPr>
+        <w:t>h</w:t>
+      </w:r>
+      <w:r>
+        <w:rPr>
+          <w:rFonts w:ascii="Times New Roman" w:eastAsia="標楷體" w:hAnsi="Times New Roman" w:cs="Times New Roman"/>
+        </w:rPr>
+        <w:t>eader</w:t>
+      </w:r>
+      <w:r>
+        <w:rPr>
+          <w:rFonts w:ascii="Times New Roman" w:eastAsia="標楷體" w:hAnsi="Times New Roman" w:cs="Times New Roman" w:hint="eastAsia"/>
+        </w:rPr>
+        <w:t>內容有校後，將所選的</w:t>
+      </w:r>
+      <w:r>
+        <w:rPr>
+          <w:rFonts w:ascii="Times New Roman" w:eastAsia="標楷體" w:hAnsi="Times New Roman" w:cs="Times New Roman" w:hint="eastAsia"/>
+        </w:rPr>
+        <w:t>SLOT</w:t>
+      </w:r>
+      <w:r>
+        <w:rPr>
+          <w:rFonts w:ascii="Times New Roman" w:eastAsia="標楷體" w:hAnsi="Times New Roman" w:cs="Times New Roman" w:hint="eastAsia"/>
+        </w:rPr>
+        <w:t>內容載入至</w:t>
+      </w:r>
+      <w:r>
+        <w:rPr>
+          <w:rFonts w:ascii="Times New Roman" w:eastAsia="標楷體" w:hAnsi="Times New Roman" w:cs="Times New Roman" w:hint="eastAsia"/>
+        </w:rPr>
+        <w:t>SRAM</w:t>
+      </w:r>
+      <w:r>
+        <w:rPr>
+          <w:rFonts w:ascii="Times New Roman" w:eastAsia="標楷體" w:hAnsi="Times New Roman" w:cs="Times New Roman" w:hint="eastAsia"/>
+        </w:rPr>
+        <w:t>中，並將音訊資料傳送給</w:t>
+      </w:r>
+      <w:r>
+        <w:rPr>
+          <w:rFonts w:ascii="Times New Roman" w:eastAsia="標楷體" w:hAnsi="Times New Roman" w:cs="Times New Roman" w:hint="eastAsia"/>
+        </w:rPr>
+        <w:t>DAC</w:t>
+      </w:r>
+      <w:r>
+        <w:rPr>
+          <w:rFonts w:ascii="Times New Roman" w:eastAsia="標楷體" w:hAnsi="Times New Roman" w:cs="Times New Roman" w:hint="eastAsia"/>
+        </w:rPr>
+        <w:t>撥放，並計算音量強度後顯示在</w:t>
+      </w:r>
+      <w:r>
+        <w:rPr>
+          <w:rFonts w:ascii="Times New Roman" w:eastAsia="標楷體" w:hAnsi="Times New Roman" w:cs="Times New Roman" w:hint="eastAsia"/>
+        </w:rPr>
+        <w:t>LED</w:t>
+      </w:r>
+      <w:r>
+        <w:rPr>
+          <w:rFonts w:ascii="Times New Roman" w:eastAsia="標楷體" w:hAnsi="Times New Roman" w:cs="Times New Roman" w:hint="eastAsia"/>
+        </w:rPr>
+        <w:t>上。</w:t>
+      </w:r>
+    </w:p>
+    <w:p>
+      <w:pPr>
+        <w:pStyle w:val="a8"/>
+        <w:ind w:left="480" w:firstLine="480"/>
+        <w:rPr>
+          <w:rFonts w:ascii="Times New Roman" w:eastAsia="標楷體" w:hAnsi="Times New Roman" w:cs="Times New Roman"/>
+        </w:rPr>
+      </w:pPr>
+      <w:r>
+        <w:rPr>
+          <w:rFonts w:ascii="Times New Roman" w:eastAsia="標楷體" w:hAnsi="Times New Roman" w:cs="Times New Roman" w:hint="eastAsia"/>
+        </w:rPr>
+        <w:t>人機介面的部分，使用</w:t>
+      </w:r>
+      <w:r>
+        <w:rPr>
+          <w:rFonts w:ascii="Times New Roman" w:eastAsia="標楷體" w:hAnsi="Times New Roman" w:cs="Times New Roman" w:hint="eastAsia"/>
+        </w:rPr>
+        <w:t>KEY</w:t>
+      </w:r>
+      <w:r>
+        <w:rPr>
+          <w:rFonts w:ascii="Times New Roman" w:eastAsia="標楷體" w:hAnsi="Times New Roman" w:cs="Times New Roman" w:hint="eastAsia"/>
+        </w:rPr>
+        <w:t>、</w:t>
+      </w:r>
+      <w:r>
+        <w:rPr>
+          <w:rFonts w:ascii="Times New Roman" w:eastAsia="標楷體" w:hAnsi="Times New Roman" w:cs="Times New Roman" w:hint="eastAsia"/>
+        </w:rPr>
+        <w:t>SW</w:t>
+      </w:r>
+      <w:r>
+        <w:rPr>
+          <w:rFonts w:ascii="Times New Roman" w:eastAsia="標楷體" w:hAnsi="Times New Roman" w:cs="Times New Roman" w:hint="eastAsia"/>
+        </w:rPr>
+        <w:t>、</w:t>
+      </w:r>
+      <w:r>
+        <w:rPr>
+          <w:rFonts w:ascii="Times New Roman" w:eastAsia="標楷體" w:hAnsi="Times New Roman" w:cs="Times New Roman" w:hint="eastAsia"/>
+        </w:rPr>
+        <w:t>LCD</w:t>
+      </w:r>
+      <w:r>
+        <w:rPr>
+          <w:rFonts w:ascii="Times New Roman" w:eastAsia="標楷體" w:hAnsi="Times New Roman" w:cs="Times New Roman" w:hint="eastAsia"/>
+        </w:rPr>
+        <w:t>、</w:t>
+      </w:r>
+      <w:r>
+        <w:rPr>
+          <w:rFonts w:ascii="Times New Roman" w:eastAsia="標楷體" w:hAnsi="Times New Roman" w:cs="Times New Roman" w:hint="eastAsia"/>
+        </w:rPr>
+        <w:t>HEX</w:t>
+      </w:r>
+      <w:r>
+        <w:rPr>
+          <w:rFonts w:ascii="Times New Roman" w:eastAsia="標楷體" w:hAnsi="Times New Roman" w:cs="Times New Roman" w:hint="eastAsia"/>
+        </w:rPr>
+        <w:t>與</w:t>
+      </w:r>
+      <w:r>
+        <w:rPr>
+          <w:rFonts w:ascii="Times New Roman" w:eastAsia="標楷體" w:hAnsi="Times New Roman" w:cs="Times New Roman" w:hint="eastAsia"/>
+        </w:rPr>
+        <w:t>LED</w:t>
+      </w:r>
+      <w:r>
+        <w:rPr>
+          <w:rFonts w:ascii="Times New Roman" w:eastAsia="標楷體" w:hAnsi="Times New Roman" w:cs="Times New Roman" w:hint="eastAsia"/>
+        </w:rPr>
+        <w:t>整合</w:t>
+      </w:r>
+      <w:r>
+        <w:rPr>
+          <w:rFonts w:ascii="Times New Roman" w:eastAsia="標楷體" w:hAnsi="Times New Roman" w:cs="Times New Roman" w:hint="eastAsia"/>
+        </w:rPr>
+        <w:t>，</w:t>
+      </w:r>
+      <w:r>
+        <w:rPr>
+          <w:rFonts w:ascii="Times New Roman" w:eastAsia="標楷體" w:hAnsi="Times New Roman" w:cs="Times New Roman" w:hint="eastAsia"/>
+        </w:rPr>
+        <w:t>KEY</w:t>
+      </w:r>
+      <w:r>
+        <w:rPr>
+          <w:rFonts w:ascii="Times New Roman" w:eastAsia="標楷體" w:hAnsi="Times New Roman" w:cs="Times New Roman"/>
+        </w:rPr>
+        <w:t>[1]</w:t>
+      </w:r>
+      <w:r>
+        <w:rPr>
+          <w:rFonts w:ascii="Times New Roman" w:eastAsia="標楷體" w:hAnsi="Times New Roman" w:cs="Times New Roman" w:hint="eastAsia"/>
+        </w:rPr>
+        <w:t>負責錄音與停止錄音，</w:t>
+      </w:r>
+      <w:r>
+        <w:rPr>
+          <w:rFonts w:ascii="Times New Roman" w:eastAsia="標楷體" w:hAnsi="Times New Roman" w:cs="Times New Roman" w:hint="eastAsia"/>
+        </w:rPr>
+        <w:t>KEY</w:t>
+      </w:r>
+      <w:r>
+        <w:rPr>
+          <w:rFonts w:ascii="Times New Roman" w:eastAsia="標楷體" w:hAnsi="Times New Roman" w:cs="Times New Roman"/>
+        </w:rPr>
+        <w:t>[2]</w:t>
+      </w:r>
+      <w:r>
+        <w:rPr>
+          <w:rFonts w:ascii="Times New Roman" w:eastAsia="標楷體" w:hAnsi="Times New Roman" w:cs="Times New Roman" w:hint="eastAsia"/>
+        </w:rPr>
+        <w:t>負責載入及撥放，</w:t>
+      </w:r>
+      <w:r>
+        <w:rPr>
+          <w:rFonts w:ascii="Times New Roman" w:eastAsia="標楷體" w:hAnsi="Times New Roman" w:cs="Times New Roman" w:hint="eastAsia"/>
+        </w:rPr>
+        <w:t>KEY</w:t>
+      </w:r>
+      <w:r>
+        <w:rPr>
+          <w:rFonts w:ascii="Times New Roman" w:eastAsia="標楷體" w:hAnsi="Times New Roman" w:cs="Times New Roman"/>
+        </w:rPr>
+        <w:t>[3]</w:t>
+      </w:r>
+      <w:r>
+        <w:rPr>
+          <w:rFonts w:ascii="Times New Roman" w:eastAsia="標楷體" w:hAnsi="Times New Roman" w:cs="Times New Roman" w:hint="eastAsia"/>
+        </w:rPr>
+        <w:t>依狀態執行儲存、確認或取消。</w:t>
+      </w:r>
+      <w:r>
+        <w:rPr>
+          <w:rFonts w:ascii="Times New Roman" w:eastAsia="標楷體" w:hAnsi="Times New Roman" w:cs="Times New Roman" w:hint="eastAsia"/>
+        </w:rPr>
+        <w:t>LCD</w:t>
+      </w:r>
+      <w:r>
+        <w:rPr>
+          <w:rFonts w:ascii="Times New Roman" w:eastAsia="標楷體" w:hAnsi="Times New Roman" w:cs="Times New Roman" w:hint="eastAsia"/>
+        </w:rPr>
+        <w:t>顯示系統狀態與操作提示，</w:t>
+      </w:r>
+      <w:r>
+        <w:rPr>
+          <w:rFonts w:ascii="Times New Roman" w:eastAsia="標楷體" w:hAnsi="Times New Roman" w:cs="Times New Roman" w:hint="eastAsia"/>
+        </w:rPr>
+        <w:t>LEDR</w:t>
+      </w:r>
+      <w:r>
+        <w:rPr>
+          <w:rFonts w:ascii="Times New Roman" w:eastAsia="標楷體" w:hAnsi="Times New Roman" w:cs="Times New Roman"/>
+        </w:rPr>
+        <w:t>[17:0]</w:t>
+      </w:r>
+      <w:r>
+        <w:rPr>
+          <w:rFonts w:ascii="Times New Roman" w:eastAsia="標楷體" w:hAnsi="Times New Roman" w:cs="Times New Roman" w:hint="eastAsia"/>
+        </w:rPr>
+        <w:t>依照目前音訊震幅顯示音量，並</w:t>
+      </w:r>
+      <w:r>
+        <w:rPr>
+          <w:rFonts w:ascii="Times New Roman" w:eastAsia="標楷體" w:hAnsi="Times New Roman" w:cs="Times New Roman" w:hint="eastAsia"/>
+        </w:rPr>
+        <w:t>SW0</w:t>
+      </w:r>
+      <w:r>
+        <w:rPr>
+          <w:rFonts w:ascii="Times New Roman" w:eastAsia="標楷體" w:hAnsi="Times New Roman" w:cs="Times New Roman" w:hint="eastAsia"/>
+        </w:rPr>
+        <w:t>開關、</w:t>
+      </w:r>
+      <w:r>
+        <w:rPr>
+          <w:rFonts w:ascii="Times New Roman" w:eastAsia="標楷體" w:hAnsi="Times New Roman" w:cs="Times New Roman" w:hint="eastAsia"/>
+        </w:rPr>
+        <w:t>SW[7:0]</w:t>
+      </w:r>
+      <w:r>
+        <w:rPr>
+          <w:rFonts w:ascii="Times New Roman" w:eastAsia="標楷體" w:hAnsi="Times New Roman" w:cs="Times New Roman" w:hint="eastAsia"/>
+        </w:rPr>
+        <w:t>濤整靈敏度。</w:t>
+      </w:r>
+    </w:p>
+    <w:p>
+      <w:pPr>
+        <w:pStyle w:val="a8"/>
+        <w:ind w:left="480" w:firstLine="480"/>
+        <w:rPr>
+          <w:rFonts w:ascii="Times New Roman" w:eastAsia="標楷體" w:hAnsi="Times New Roman" w:cs="Times New Roman" w:hint="eastAsia"/>
         </w:rPr>
       </w:pPr>
     </w:p>
@@ -696,38 +1418,250 @@
       </w:pPr>
       <w:r>
         <w:rPr>
-          <w:rFonts w:ascii="Times New Roman" w:eastAsia="標楷體" w:hAnsi="Times New Roman" w:cs="Times New Roman" w:hint="eastAsia"/>
+          <w:rFonts w:ascii="Times New Roman" w:eastAsia="標楷體" w:hAnsi="Times New Roman" w:cs="Times New Roman"/>
           <w:iCs/>
           <w:sz w:val="28"/>
           <w:szCs w:val="28"/>
         </w:rPr>
+        <w:lastRenderedPageBreak/>
         <w:t>結論</w:t>
       </w:r>
     </w:p>
     <w:p>
       <w:pPr>
-        <w:jc w:val="center"/>
-        <w:rPr>
-          <w:rFonts w:ascii="Times New Roman" w:eastAsia="標楷體" w:hAnsi="Times New Roman" w:cs="Times New Roman"/>
-        </w:rPr>
-      </w:pPr>
-    </w:p>
-    <w:p>
-      <w:pPr>
-        <w:jc w:val="center"/>
-        <w:rPr>
-          <w:rFonts w:ascii="Times New Roman" w:eastAsia="標楷體" w:hAnsi="Times New Roman" w:cs="Times New Roman"/>
-        </w:rPr>
-      </w:pPr>
+        <w:pStyle w:val="a3"/>
+        <w:ind w:leftChars="400" w:left="960" w:firstLine="480"/>
+        <w:rPr>
+          <w:rFonts w:ascii="Times New Roman" w:eastAsia="標楷體" w:hAnsi="Times New Roman" w:cs="Times New Roman" w:hint="eastAsia"/>
+        </w:rPr>
+      </w:pPr>
+      <w:r>
+        <w:rPr>
+          <w:rFonts w:ascii="Times New Roman" w:eastAsia="標楷體" w:hAnsi="Times New Roman" w:cs="Times New Roman" w:hint="eastAsia"/>
+        </w:rPr>
+        <w:t>這次的專案中，利用了官方給的</w:t>
+      </w:r>
+      <w:r>
+        <w:rPr>
+          <w:rFonts w:ascii="Times New Roman" w:eastAsia="標楷體" w:hAnsi="Times New Roman" w:cs="Times New Roman" w:hint="eastAsia"/>
+        </w:rPr>
+        <w:t>DEMO</w:t>
+      </w:r>
+      <w:r>
+        <w:rPr>
+          <w:rFonts w:ascii="Times New Roman" w:eastAsia="標楷體" w:hAnsi="Times New Roman" w:cs="Times New Roman" w:hint="eastAsia"/>
+        </w:rPr>
+        <w:t>中取得的</w:t>
+      </w:r>
+      <w:r>
+        <w:rPr>
+          <w:rFonts w:ascii="Times New Roman" w:eastAsia="標楷體" w:hAnsi="Times New Roman" w:cs="Times New Roman" w:hint="eastAsia"/>
+        </w:rPr>
+        <w:t>IP</w:t>
+      </w:r>
+      <w:r>
+        <w:rPr>
+          <w:rFonts w:ascii="Times New Roman" w:eastAsia="標楷體" w:hAnsi="Times New Roman" w:cs="Times New Roman" w:hint="eastAsia"/>
+        </w:rPr>
+        <w:t>，驅動</w:t>
+      </w:r>
+      <w:r>
+        <w:rPr>
+          <w:rFonts w:ascii="Times New Roman" w:eastAsia="標楷體" w:hAnsi="Times New Roman" w:cs="Times New Roman" w:hint="eastAsia"/>
+        </w:rPr>
+        <w:t>I</w:t>
+      </w:r>
+      <w:r>
+        <w:rPr>
+          <w:rFonts w:ascii="Times New Roman" w:eastAsia="標楷體" w:hAnsi="Times New Roman" w:cs="Times New Roman"/>
+        </w:rPr>
+        <w:t>2C</w:t>
+      </w:r>
+      <w:r>
+        <w:rPr>
+          <w:rFonts w:ascii="Times New Roman" w:eastAsia="標楷體" w:hAnsi="Times New Roman" w:cs="Times New Roman" w:hint="eastAsia"/>
+        </w:rPr>
+        <w:t>、</w:t>
+      </w:r>
+      <w:r>
+        <w:rPr>
+          <w:rFonts w:ascii="Times New Roman" w:eastAsia="標楷體" w:hAnsi="Times New Roman" w:cs="Times New Roman" w:hint="eastAsia"/>
+        </w:rPr>
+        <w:t>I2S</w:t>
+      </w:r>
+      <w:r>
+        <w:rPr>
+          <w:rFonts w:ascii="Times New Roman" w:eastAsia="標楷體" w:hAnsi="Times New Roman" w:cs="Times New Roman" w:hint="eastAsia"/>
+        </w:rPr>
+        <w:t>等介面控制</w:t>
+      </w:r>
+      <w:r>
+        <w:rPr>
+          <w:rFonts w:ascii="Times New Roman" w:eastAsia="標楷體" w:hAnsi="Times New Roman" w:cs="Times New Roman" w:hint="eastAsia"/>
+        </w:rPr>
+        <w:t>WM</w:t>
+      </w:r>
+      <w:r>
+        <w:rPr>
+          <w:rFonts w:ascii="Times New Roman" w:eastAsia="標楷體" w:hAnsi="Times New Roman" w:cs="Times New Roman"/>
+        </w:rPr>
+        <w:t>7831</w:t>
+      </w:r>
+      <w:r>
+        <w:rPr>
+          <w:rFonts w:ascii="Times New Roman" w:eastAsia="標楷體" w:hAnsi="Times New Roman" w:cs="Times New Roman" w:hint="eastAsia"/>
+        </w:rPr>
+        <w:t>，也在其中利用</w:t>
+      </w:r>
+      <w:r>
+        <w:rPr>
+          <w:rFonts w:ascii="Times New Roman" w:eastAsia="標楷體" w:hAnsi="Times New Roman" w:cs="Times New Roman" w:hint="eastAsia"/>
+        </w:rPr>
+        <w:t>SRAM</w:t>
+      </w:r>
+      <w:r>
+        <w:rPr>
+          <w:rFonts w:ascii="Times New Roman" w:eastAsia="標楷體" w:hAnsi="Times New Roman" w:cs="Times New Roman" w:hint="eastAsia"/>
+        </w:rPr>
+        <w:t>、</w:t>
+      </w:r>
+      <w:r>
+        <w:rPr>
+          <w:rFonts w:ascii="Times New Roman" w:eastAsia="標楷體" w:hAnsi="Times New Roman" w:cs="Times New Roman" w:hint="eastAsia"/>
+        </w:rPr>
+        <w:t>FLASH</w:t>
+      </w:r>
+      <w:r>
+        <w:rPr>
+          <w:rFonts w:ascii="Times New Roman" w:eastAsia="標楷體" w:hAnsi="Times New Roman" w:cs="Times New Roman" w:hint="eastAsia"/>
+        </w:rPr>
+        <w:t>等存儲聲音資訊</w:t>
+      </w:r>
+      <w:r>
+        <w:rPr>
+          <w:rFonts w:ascii="Times New Roman" w:eastAsia="標楷體" w:hAnsi="Times New Roman" w:cs="Times New Roman" w:hint="eastAsia"/>
+        </w:rPr>
+        <w:t>。雖然在官方</w:t>
+      </w:r>
+      <w:r>
+        <w:rPr>
+          <w:rFonts w:ascii="Times New Roman" w:eastAsia="標楷體" w:hAnsi="Times New Roman" w:cs="Times New Roman" w:hint="eastAsia"/>
+        </w:rPr>
+        <w:t>DEMO</w:t>
+      </w:r>
+      <w:r>
+        <w:rPr>
+          <w:rFonts w:ascii="Times New Roman" w:eastAsia="標楷體" w:hAnsi="Times New Roman" w:cs="Times New Roman" w:hint="eastAsia"/>
+        </w:rPr>
+        <w:t>中有直接在</w:t>
+      </w:r>
+      <w:r>
+        <w:rPr>
+          <w:rFonts w:ascii="Times New Roman" w:eastAsia="標楷體" w:hAnsi="Times New Roman" w:cs="Times New Roman" w:hint="eastAsia"/>
+        </w:rPr>
+        <w:t>FPGA</w:t>
+      </w:r>
+      <w:r>
+        <w:rPr>
+          <w:rFonts w:ascii="Times New Roman" w:eastAsia="標楷體" w:hAnsi="Times New Roman" w:cs="Times New Roman" w:hint="eastAsia"/>
+        </w:rPr>
+        <w:t>中建立</w:t>
+      </w:r>
+      <w:r>
+        <w:rPr>
+          <w:rFonts w:ascii="Times New Roman" w:eastAsia="標楷體" w:hAnsi="Times New Roman" w:cs="Times New Roman" w:hint="eastAsia"/>
+        </w:rPr>
+        <w:t>CPU</w:t>
+      </w:r>
+      <w:r>
+        <w:rPr>
+          <w:rFonts w:ascii="Times New Roman" w:eastAsia="標楷體" w:hAnsi="Times New Roman" w:cs="Times New Roman" w:hint="eastAsia"/>
+        </w:rPr>
+        <w:t>，直接使用</w:t>
+      </w:r>
+      <w:r>
+        <w:rPr>
+          <w:rFonts w:ascii="Times New Roman" w:eastAsia="標楷體" w:hAnsi="Times New Roman" w:cs="Times New Roman" w:hint="eastAsia"/>
+        </w:rPr>
+        <w:t>CPU</w:t>
+      </w:r>
+      <w:r>
+        <w:rPr>
+          <w:rFonts w:ascii="Times New Roman" w:eastAsia="標楷體" w:hAnsi="Times New Roman" w:cs="Times New Roman" w:hint="eastAsia"/>
+        </w:rPr>
+        <w:t>控制相關的邏輯，因此在這個專案中直接使用</w:t>
+      </w:r>
+      <w:r>
+        <w:rPr>
+          <w:rFonts w:ascii="Times New Roman" w:eastAsia="標楷體" w:hAnsi="Times New Roman" w:cs="Times New Roman" w:hint="eastAsia"/>
+        </w:rPr>
+        <w:t>FSM</w:t>
+      </w:r>
+      <w:r>
+        <w:rPr>
+          <w:rFonts w:ascii="Times New Roman" w:eastAsia="標楷體" w:hAnsi="Times New Roman" w:cs="Times New Roman" w:hint="eastAsia"/>
+        </w:rPr>
+        <w:t>控制，並加入了會跟著音量大小跳動的</w:t>
+      </w:r>
+      <w:r>
+        <w:rPr>
+          <w:rFonts w:ascii="Times New Roman" w:eastAsia="標楷體" w:hAnsi="Times New Roman" w:cs="Times New Roman" w:hint="eastAsia"/>
+        </w:rPr>
+        <w:t>LED</w:t>
+      </w:r>
+      <w:r>
+        <w:rPr>
+          <w:rFonts w:ascii="Times New Roman" w:eastAsia="標楷體" w:hAnsi="Times New Roman" w:cs="Times New Roman" w:hint="eastAsia"/>
+        </w:rPr>
+        <w:t>陣列，增加了撥放時的互動性。</w:t>
+      </w:r>
     </w:p>
     <w:sectPr>
       <w:pgSz w:w="11906" w:h="16838"/>
-      <w:pgMar w:top="1440" w:right="1800" w:bottom="1440" w:left="1800" w:header="851" w:footer="992" w:gutter="0"/>
+      <w:pgMar w:top="720" w:right="720" w:bottom="720" w:left="720" w:header="851" w:footer="992" w:gutter="0"/>
       <w:cols w:space="425"/>
       <w:docGrid w:type="lines" w:linePitch="360"/>
     </w:sectPr>
   </w:body>
 </w:document>
+</file>
+
+<file path=word/endnotes.xml><?xml version="1.0" encoding="utf-8"?>
+<w:endnotes xmlns:wpc="http://schemas.microsoft.com/office/word/2010/wordprocessingCanvas" xmlns:cx="http://schemas.microsoft.com/office/drawing/2014/chartex" xmlns:cx1="http://schemas.microsoft.com/office/drawing/2015/9/8/chartex" xmlns:cx2="http://schemas.microsoft.com/office/drawing/2015/10/21/chartex" xmlns:cx3="http://schemas.microsoft.com/office/drawing/2016/5/9/chartex" xmlns:cx4="http://schemas.microsoft.com/office/drawing/2016/5/10/chartex" xmlns:cx5="http://schemas.microsoft.com/office/drawing/2016/5/11/chartex" xmlns:cx6="http://schemas.microsoft.com/office/drawing/2016/5/12/chartex" xmlns:cx7="http://schemas.microsoft.com/office/drawing/2016/5/13/chartex" xmlns:cx8="http://schemas.microsoft.com/office/drawing/2016/5/14/chartex" xmlns:mc="http://schemas.openxmlformats.org/markup-compatibility/2006" xmlns:aink="http://schemas.microsoft.com/office/drawing/2016/ink" xmlns:am3d="http://schemas.microsoft.com/office/drawing/2017/model3d" xmlns:o="urn:schemas-microsoft-com:office:office" xmlns:r="http://schemas.openxmlformats.org/officeDocument/2006/relationships" xmlns:m="http://schemas.openxmlformats.org/officeDocument/2006/math" xmlns:v="urn:schemas-microsoft-com:vml" xmlns:wp14="http://schemas.microsoft.com/office/word/2010/wordprocessingDrawing" xmlns:wp="http://schemas.openxmlformats.org/drawingml/2006/wordprocessingDrawing" xmlns:w10="urn:schemas-microsoft-com:office:word" xmlns:w="http://schemas.openxmlformats.org/wordprocessingml/2006/main" xmlns:w14="http://schemas.microsoft.com/office/word/2010/wordml" xmlns:w15="http://schemas.microsoft.com/office/word/2012/wordml" xmlns:w16cex="http://schemas.microsoft.com/office/word/2018/wordml/cex" xmlns:w16cid="http://schemas.microsoft.com/office/word/2016/wordml/cid" xmlns:w16="http://schemas.microsoft.com/office/word/2018/wordml" xmlns:w16sdtdh="http://schemas.microsoft.com/office/word/2020/wordml/sdtdatahash" xmlns:w16se="http://schemas.microsoft.com/office/word/2015/wordml/symex" xmlns:wpg="http://schemas.microsoft.com/office/word/2010/wordprocessingGroup" xmlns:wpi="http://schemas.microsoft.com/office/word/2010/wordprocessingInk" xmlns:wne="http://schemas.microsoft.com/office/word/2006/wordml" xmlns:wps="http://schemas.microsoft.com/office/word/2010/wordprocessingShape" mc:Ignorable="w14 w15 w16se w16cid w16 w16cex w16sdtdh wp14">
+  <w:endnote w:type="separator" w:id="-1">
+    <w:p>
+      <w:r>
+        <w:separator/>
+      </w:r>
+    </w:p>
+  </w:endnote>
+  <w:endnote w:type="continuationSeparator" w:id="0">
+    <w:p>
+      <w:r>
+        <w:continuationSeparator/>
+      </w:r>
+    </w:p>
+  </w:endnote>
+</w:endnotes>
+</file>
+
+<file path=word/footnotes.xml><?xml version="1.0" encoding="utf-8"?>
+<w:footnotes xmlns:wpc="http://schemas.microsoft.com/office/word/2010/wordprocessingCanvas" xmlns:cx="http://schemas.microsoft.com/office/drawing/2014/chartex" xmlns:cx1="http://schemas.microsoft.com/office/drawing/2015/9/8/chartex" xmlns:cx2="http://schemas.microsoft.com/office/drawing/2015/10/21/chartex" xmlns:cx3="http://schemas.microsoft.com/office/drawing/2016/5/9/chartex" xmlns:cx4="http://schemas.microsoft.com/office/drawing/2016/5/10/chartex" xmlns:cx5="http://schemas.microsoft.com/office/drawing/2016/5/11/chartex" xmlns:cx6="http://schemas.microsoft.com/office/drawing/2016/5/12/chartex" xmlns:cx7="http://schemas.microsoft.com/office/drawing/2016/5/13/chartex" xmlns:cx8="http://schemas.microsoft.com/office/drawing/2016/5/14/chartex" xmlns:mc="http://schemas.openxmlformats.org/markup-compatibility/2006" xmlns:aink="http://schemas.microsoft.com/office/drawing/2016/ink" xmlns:am3d="http://schemas.microsoft.com/office/drawing/2017/model3d" xmlns:o="urn:schemas-microsoft-com:office:office" xmlns:r="http://schemas.openxmlformats.org/officeDocument/2006/relationships" xmlns:m="http://schemas.openxmlformats.org/officeDocument/2006/math" xmlns:v="urn:schemas-microsoft-com:vml" xmlns:wp14="http://schemas.microsoft.com/office/word/2010/wordprocessingDrawing" xmlns:wp="http://schemas.openxmlformats.org/drawingml/2006/wordprocessingDrawing" xmlns:w10="urn:schemas-microsoft-com:office:word" xmlns:w="http://schemas.openxmlformats.org/wordprocessingml/2006/main" xmlns:w14="http://schemas.microsoft.com/office/word/2010/wordml" xmlns:w15="http://schemas.microsoft.com/office/word/2012/wordml" xmlns:w16cex="http://schemas.microsoft.com/office/word/2018/wordml/cex" xmlns:w16cid="http://schemas.microsoft.com/office/word/2016/wordml/cid" xmlns:w16="http://schemas.microsoft.com/office/word/2018/wordml" xmlns:w16sdtdh="http://schemas.microsoft.com/office/word/2020/wordml/sdtdatahash" xmlns:w16se="http://schemas.microsoft.com/office/word/2015/wordml/symex" xmlns:wpg="http://schemas.microsoft.com/office/word/2010/wordprocessingGroup" xmlns:wpi="http://schemas.microsoft.com/office/word/2010/wordprocessingInk" xmlns:wne="http://schemas.microsoft.com/office/word/2006/wordml" xmlns:wps="http://schemas.microsoft.com/office/word/2010/wordprocessingShape" mc:Ignorable="w14 w15 w16se w16cid w16 w16cex w16sdtdh wp14">
+  <w:footnote w:type="separator" w:id="-1">
+    <w:p>
+      <w:r>
+        <w:separator/>
+      </w:r>
+    </w:p>
+  </w:footnote>
+  <w:footnote w:type="continuationSeparator" w:id="0">
+    <w:p>
+      <w:r>
+        <w:continuationSeparator/>
+      </w:r>
+    </w:p>
+  </w:footnote>
+</w:footnotes>
 </file>
 
 <file path=word/numbering.xml><?xml version="1.0" encoding="utf-8"?>
@@ -1352,6 +2286,75 @@
       <w:ind w:leftChars="200" w:left="480"/>
     </w:pPr>
   </w:style>
+  <w:style w:type="paragraph" w:styleId="a4">
+    <w:name w:val="header"/>
+    <w:basedOn w:val="a"/>
+    <w:link w:val="a5"/>
+    <w:uiPriority w:val="99"/>
+    <w:unhideWhenUsed/>
+    <w:rsid w:val="00FD50DD"/>
+    <w:pPr>
+      <w:tabs>
+        <w:tab w:val="center" w:pos="4153"/>
+        <w:tab w:val="right" w:pos="8306"/>
+      </w:tabs>
+      <w:snapToGrid w:val="0"/>
+    </w:pPr>
+    <w:rPr>
+      <w:sz w:val="20"/>
+      <w:szCs w:val="20"/>
+    </w:rPr>
+  </w:style>
+  <w:style w:type="character" w:customStyle="1" w:styleId="a5">
+    <w:name w:val="頁首 字元"/>
+    <w:basedOn w:val="a0"/>
+    <w:link w:val="a4"/>
+    <w:uiPriority w:val="99"/>
+    <w:rsid w:val="00FD50DD"/>
+    <w:rPr>
+      <w:sz w:val="20"/>
+      <w:szCs w:val="20"/>
+    </w:rPr>
+  </w:style>
+  <w:style w:type="paragraph" w:styleId="a6">
+    <w:name w:val="footer"/>
+    <w:basedOn w:val="a"/>
+    <w:link w:val="a7"/>
+    <w:uiPriority w:val="99"/>
+    <w:unhideWhenUsed/>
+    <w:rsid w:val="00FD50DD"/>
+    <w:pPr>
+      <w:tabs>
+        <w:tab w:val="center" w:pos="4153"/>
+        <w:tab w:val="right" w:pos="8306"/>
+      </w:tabs>
+      <w:snapToGrid w:val="0"/>
+    </w:pPr>
+    <w:rPr>
+      <w:sz w:val="20"/>
+      <w:szCs w:val="20"/>
+    </w:rPr>
+  </w:style>
+  <w:style w:type="character" w:customStyle="1" w:styleId="a7">
+    <w:name w:val="頁尾 字元"/>
+    <w:basedOn w:val="a0"/>
+    <w:link w:val="a6"/>
+    <w:uiPriority w:val="99"/>
+    <w:rsid w:val="00FD50DD"/>
+    <w:rPr>
+      <w:sz w:val="20"/>
+      <w:szCs w:val="20"/>
+    </w:rPr>
+  </w:style>
+  <w:style w:type="paragraph" w:styleId="a8">
+    <w:name w:val="No Spacing"/>
+    <w:uiPriority w:val="1"/>
+    <w:qFormat/>
+    <w:rsid w:val="00821907"/>
+    <w:pPr>
+      <w:widowControl w:val="0"/>
+    </w:pPr>
+  </w:style>
 </w:styles>
 </file>
 
@@ -1648,4 +2651,16 @@
     </a:ext>
   </a:extLst>
 </a:theme>
+</file>
+
+<file path=customXml/item1.xml><?xml version="1.0" encoding="utf-8"?>
+<b:Sources xmlns:b="http://schemas.openxmlformats.org/officeDocument/2006/bibliography" xmlns="http://schemas.openxmlformats.org/officeDocument/2006/bibliography" SelectedStyle="\APASixthEditionOfficeOnline.xsl" StyleName="APA" Version="6"/>
+</file>
+
+<file path=customXml/itemProps1.xml><?xml version="1.0" encoding="utf-8"?>
+<ds:datastoreItem xmlns:ds="http://schemas.openxmlformats.org/officeDocument/2006/customXml" ds:itemID="{94E51B97-DD8F-44F4-9C4A-2E85277B9E6C}">
+  <ds:schemaRefs>
+    <ds:schemaRef ds:uri="http://schemas.openxmlformats.org/officeDocument/2006/bibliography"/>
+  </ds:schemaRefs>
+</ds:datastoreItem>
 </file>